--- a/docs/Updated-Constants-From-Data-Analysis-2026-08-26.docx
+++ b/docs/Updated-Constants-From-Data-Analysis-2026-08-26.docx
@@ -2059,12 +2059,1043 @@
       </w:r>
     </w:p>
     <w:bookmarkEnd w:id="13"/>
-    <w:bookmarkStart w:id="14" w:name="what-to-do-with-this"/>
+    <w:bookmarkStart w:id="17" w:name="measured-rather-than-entered"/>
     <w:p>
       <w:pPr>
         <w:pStyle w:val="Heading2"/>
       </w:pPr>
       <w:r>
+        <w:t xml:space="preserve">Measured rather than entered</w:t>
+      </w:r>
+    </w:p>
+    <w:p>
+      <w:pPr>
+        <w:pStyle w:val="FirstParagraph"/>
+      </w:pPr>
+      <w:r>
+        <w:t xml:space="preserve">Everything above multiplies a setting somebody typed into a pump by their daily</w:t>
+      </w:r>
+      <w:r>
+        <w:t xml:space="preserve"> </w:t>
+      </w:r>
+      <w:r>
+        <w:t xml:space="preserve">dose, which answers what people run. It does not answer what the constant should</w:t>
+      </w:r>
+      <w:r>
+        <w:t xml:space="preserve"> </w:t>
+      </w:r>
+      <w:r>
+        <w:t xml:space="preserve">be. Two of the three rules can be measured from behaviour instead.</w:t>
+      </w:r>
+    </w:p>
+    <w:bookmarkStart w:id="14" w:name="X91934d4a1077619ec87e17e6510450742291233"/>
+    <w:p>
+      <w:pPr>
+        <w:pStyle w:val="Heading3"/>
+      </w:pPr>
+      <w:r>
+        <w:t xml:space="preserve">Carb ratio: 415, and the measurement is trustworthy</w:t>
+      </w:r>
+    </w:p>
+    <w:p>
+      <w:pPr>
+        <w:pStyle w:val="FirstParagraph"/>
+      </w:pPr>
+      <w:r>
+        <w:t xml:space="preserve">For a meal that was announced, dosed for, and left glucose where it started, the</w:t>
+      </w:r>
+      <w:r>
+        <w:t xml:space="preserve"> </w:t>
+      </w:r>
+      <w:r>
+        <w:t xml:space="preserve">ratio that person needed was the grams divided by the units. No insulin model, no</w:t>
+      </w:r>
+      <w:r>
+        <w:t xml:space="preserve"> </w:t>
+      </w:r>
+      <w:r>
+        <w:t xml:space="preserve">basal assumption, no settings file.</w:t>
+      </w:r>
+    </w:p>
+    <w:p>
+      <w:pPr>
+        <w:pStyle w:val="BodyText"/>
+      </w:pPr>
+      <w:r>
+        <w:t xml:space="preserve">Of 78,705 announced meals from 1,011 people, 23,596 ended within 20 mg/dL of their</w:t>
+      </w:r>
+      <w:r>
+        <w:t xml:space="preserve"> </w:t>
+      </w:r>
+      <w:r>
+        <w:t xml:space="preserve">starting glucose. Restricting to people with at least eight such meals gives 742.</w:t>
+      </w:r>
+    </w:p>
+    <w:tbl>
+      <w:tblPr>
+        <w:tblStyle w:val="Table"/>
+        <w:tblW w:type="auto" w:w="0"/>
+        <w:tblLook w:firstRow="1" w:lastRow="0" w:firstColumn="0" w:lastColumn="0" w:noHBand="0" w:noVBand="0" w:val="0020"/>
+      </w:tblPr>
+      <w:tblGrid>
+        <w:gridCol w:w="1584"/>
+        <w:gridCol w:w="1584"/>
+        <w:gridCol w:w="1584"/>
+        <w:gridCol w:w="1584"/>
+        <w:gridCol w:w="1584"/>
+      </w:tblGrid>
+      <w:tr>
+        <w:trPr>
+          <w:tblHeader w:val="on"/>
+        </w:trPr>
+        <w:tc>
+          <w:tcPr/>
+          <w:p>
+            <w:pPr>
+              <w:pStyle w:val="Compact"/>
+            </w:pPr>
+            <w:r>
+              <w:t xml:space="preserve">Cohort</w:t>
+            </w:r>
+          </w:p>
+        </w:tc>
+        <w:tc>
+          <w:tcPr/>
+          <w:p>
+            <w:pPr>
+              <w:pStyle w:val="Compact"/>
+            </w:pPr>
+            <w:r>
+              <w:t xml:space="preserve">n</w:t>
+            </w:r>
+          </w:p>
+        </w:tc>
+        <w:tc>
+          <w:tcPr/>
+          <w:p>
+            <w:pPr>
+              <w:pStyle w:val="Compact"/>
+            </w:pPr>
+            <w:r>
+              <w:t xml:space="preserve">Carb ratio x dose</w:t>
+            </w:r>
+          </w:p>
+        </w:tc>
+        <w:tc>
+          <w:tcPr/>
+          <w:p>
+            <w:pPr>
+              <w:pStyle w:val="Compact"/>
+            </w:pPr>
+            <w:r>
+              <w:t xml:space="preserve">95% interval</w:t>
+            </w:r>
+          </w:p>
+        </w:tc>
+        <w:tc>
+          <w:tcPr/>
+          <w:p>
+            <w:pPr>
+              <w:pStyle w:val="Compact"/>
+            </w:pPr>
+            <w:r>
+              <w:t xml:space="preserve">Covers 500</w:t>
+            </w:r>
+          </w:p>
+        </w:tc>
+      </w:tr>
+      <w:tr>
+        <w:tc>
+          <w:tcPr/>
+          <w:p>
+            <w:pPr>
+              <w:pStyle w:val="Compact"/>
+            </w:pPr>
+            <w:r>
+              <w:t xml:space="preserve">Loop</w:t>
+            </w:r>
+          </w:p>
+        </w:tc>
+        <w:tc>
+          <w:tcPr/>
+          <w:p>
+            <w:pPr>
+              <w:pStyle w:val="Compact"/>
+            </w:pPr>
+            <w:r>
+              <w:t xml:space="preserve">594</w:t>
+            </w:r>
+          </w:p>
+        </w:tc>
+        <w:tc>
+          <w:tcPr/>
+          <w:p>
+            <w:pPr>
+              <w:pStyle w:val="Compact"/>
+            </w:pPr>
+            <w:r>
+              <w:t xml:space="preserve">418</w:t>
+            </w:r>
+          </w:p>
+        </w:tc>
+        <w:tc>
+          <w:tcPr/>
+          <w:p>
+            <w:pPr>
+              <w:pStyle w:val="Compact"/>
+            </w:pPr>
+            <w:r>
+              <w:t xml:space="preserve">408 to 429</w:t>
+            </w:r>
+          </w:p>
+        </w:tc>
+        <w:tc>
+          <w:tcPr/>
+          <w:p>
+            <w:pPr>
+              <w:pStyle w:val="Compact"/>
+            </w:pPr>
+            <w:r>
+              <w:t xml:space="preserve">no</w:t>
+            </w:r>
+          </w:p>
+        </w:tc>
+      </w:tr>
+      <w:tr>
+        <w:tc>
+          <w:tcPr/>
+          <w:p>
+            <w:pPr>
+              <w:pStyle w:val="Compact"/>
+            </w:pPr>
+            <w:r>
+              <w:t xml:space="preserve">REPLACE-BG</w:t>
+            </w:r>
+          </w:p>
+        </w:tc>
+        <w:tc>
+          <w:tcPr/>
+          <w:p>
+            <w:pPr>
+              <w:pStyle w:val="Compact"/>
+            </w:pPr>
+            <w:r>
+              <w:t xml:space="preserve">148</w:t>
+            </w:r>
+          </w:p>
+        </w:tc>
+        <w:tc>
+          <w:tcPr/>
+          <w:p>
+            <w:pPr>
+              <w:pStyle w:val="Compact"/>
+            </w:pPr>
+            <w:r>
+              <w:t xml:space="preserve">390</w:t>
+            </w:r>
+          </w:p>
+        </w:tc>
+        <w:tc>
+          <w:tcPr/>
+          <w:p>
+            <w:pPr>
+              <w:pStyle w:val="Compact"/>
+            </w:pPr>
+            <w:r>
+              <w:t xml:space="preserve">362 to 427</w:t>
+            </w:r>
+          </w:p>
+        </w:tc>
+        <w:tc>
+          <w:tcPr/>
+          <w:p>
+            <w:pPr>
+              <w:pStyle w:val="Compact"/>
+            </w:pPr>
+            <w:r>
+              <w:t xml:space="preserve">no</w:t>
+            </w:r>
+          </w:p>
+        </w:tc>
+      </w:tr>
+      <w:tr>
+        <w:tc>
+          <w:tcPr/>
+          <w:p>
+            <w:pPr>
+              <w:pStyle w:val="Compact"/>
+            </w:pPr>
+            <w:r>
+              <w:t xml:space="preserve">Everyone</w:t>
+            </w:r>
+          </w:p>
+        </w:tc>
+        <w:tc>
+          <w:tcPr/>
+          <w:p>
+            <w:pPr>
+              <w:pStyle w:val="Compact"/>
+            </w:pPr>
+            <w:r>
+              <w:t xml:space="preserve">742</w:t>
+            </w:r>
+          </w:p>
+        </w:tc>
+        <w:tc>
+          <w:tcPr/>
+          <w:p>
+            <w:pPr>
+              <w:pStyle w:val="Compact"/>
+            </w:pPr>
+            <w:r>
+              <w:rPr>
+                <w:b/>
+                <w:bCs/>
+              </w:rPr>
+              <w:t xml:space="preserve">415</w:t>
+            </w:r>
+          </w:p>
+        </w:tc>
+        <w:tc>
+          <w:tcPr/>
+          <w:p>
+            <w:pPr>
+              <w:pStyle w:val="Compact"/>
+            </w:pPr>
+            <w:r>
+              <w:t xml:space="preserve">405 to 425</w:t>
+            </w:r>
+          </w:p>
+        </w:tc>
+        <w:tc>
+          <w:tcPr/>
+          <w:p>
+            <w:pPr>
+              <w:pStyle w:val="Compact"/>
+            </w:pPr>
+            <w:r>
+              <w:t xml:space="preserve">no</w:t>
+            </w:r>
+          </w:p>
+        </w:tc>
+      </w:tr>
+    </w:tbl>
+    <w:p>
+      <w:pPr>
+        <w:pStyle w:val="BodyText"/>
+      </w:pPr>
+      <w:r>
+        <w:t xml:space="preserve">The estimator passes its own honesty test. Across the 289 people who also have an</w:t>
+      </w:r>
+      <w:r>
+        <w:t xml:space="preserve"> </w:t>
+      </w:r>
+      <w:r>
+        <w:t xml:space="preserve">entered carb ratio, entered divided by measured is</w:t>
+      </w:r>
+      <w:r>
+        <w:t xml:space="preserve"> </w:t>
+      </w:r>
+      <w:r>
+        <w:rPr>
+          <w:b/>
+          <w:bCs/>
+        </w:rPr>
+        <w:t xml:space="preserve">1.02</w:t>
+      </w:r>
+      <w:r>
+        <w:t xml:space="preserve">. So this measurement</w:t>
+      </w:r>
+      <w:r>
+        <w:t xml:space="preserve"> </w:t>
+      </w:r>
+      <w:r>
+        <w:t xml:space="preserve">carries no meaningful bias, and 415 is what the rule should be rather than what</w:t>
+      </w:r>
+      <w:r>
+        <w:t xml:space="preserve"> </w:t>
+      </w:r>
+      <w:r>
+        <w:t xml:space="preserve">people happen to have typed. It agrees with the entered figure of 409 because in</w:t>
+      </w:r>
+      <w:r>
+        <w:t xml:space="preserve"> </w:t>
+      </w:r>
+      <w:r>
+        <w:t xml:space="preserve">this case people have already found the right answer.</w:t>
+      </w:r>
+    </w:p>
+    <w:bookmarkEnd w:id="14"/>
+    <w:bookmarkStart w:id="15" w:name="X2992cbc64a0478eb57eaf69cc06192662f755d6"/>
+    <w:p>
+      <w:pPr>
+        <w:pStyle w:val="Heading3"/>
+      </w:pPr>
+      <w:r>
+        <w:t xml:space="preserve">Basal share: 0.51, but it belongs to the system rather than the person</w:t>
+      </w:r>
+    </w:p>
+    <w:p>
+      <w:pPr>
+        <w:pStyle w:val="FirstParagraph"/>
+      </w:pPr>
+      <w:r>
+        <w:t xml:space="preserve">Delivered basal over delivered total needs no model at all, so it covers the two</w:t>
+      </w:r>
+      <w:r>
+        <w:t xml:space="preserve"> </w:t>
+      </w:r>
+      <w:r>
+        <w:t xml:space="preserve">cohorts with no settings file. That is 438 people every table above omits.</w:t>
+      </w:r>
+    </w:p>
+    <w:tbl>
+      <w:tblPr>
+        <w:tblStyle w:val="Table"/>
+        <w:tblW w:type="auto" w:w="0"/>
+        <w:tblLook w:firstRow="1" w:lastRow="0" w:firstColumn="0" w:lastColumn="0" w:noHBand="0" w:noVBand="0" w:val="0020"/>
+      </w:tblPr>
+      <w:tblGrid>
+        <w:gridCol w:w="1584"/>
+        <w:gridCol w:w="1584"/>
+        <w:gridCol w:w="1584"/>
+        <w:gridCol w:w="1584"/>
+        <w:gridCol w:w="1584"/>
+      </w:tblGrid>
+      <w:tr>
+        <w:trPr>
+          <w:tblHeader w:val="on"/>
+        </w:trPr>
+        <w:tc>
+          <w:tcPr/>
+          <w:p>
+            <w:pPr>
+              <w:pStyle w:val="Compact"/>
+            </w:pPr>
+            <w:r>
+              <w:t xml:space="preserve">Cohort</w:t>
+            </w:r>
+          </w:p>
+        </w:tc>
+        <w:tc>
+          <w:tcPr/>
+          <w:p>
+            <w:pPr>
+              <w:pStyle w:val="Compact"/>
+            </w:pPr>
+            <w:r>
+              <w:t xml:space="preserve">System</w:t>
+            </w:r>
+          </w:p>
+        </w:tc>
+        <w:tc>
+          <w:tcPr/>
+          <w:p>
+            <w:pPr>
+              <w:pStyle w:val="Compact"/>
+            </w:pPr>
+            <w:r>
+              <w:t xml:space="preserve">n</w:t>
+            </w:r>
+          </w:p>
+        </w:tc>
+        <w:tc>
+          <w:tcPr/>
+          <w:p>
+            <w:pPr>
+              <w:pStyle w:val="Compact"/>
+            </w:pPr>
+            <w:r>
+              <w:t xml:space="preserve">Basal share</w:t>
+            </w:r>
+          </w:p>
+        </w:tc>
+        <w:tc>
+          <w:tcPr/>
+          <w:p>
+            <w:pPr>
+              <w:pStyle w:val="Compact"/>
+            </w:pPr>
+            <w:r>
+              <w:t xml:space="preserve">Covers 0.50</w:t>
+            </w:r>
+          </w:p>
+        </w:tc>
+      </w:tr>
+      <w:tr>
+        <w:tc>
+          <w:tcPr/>
+          <w:p>
+            <w:pPr>
+              <w:pStyle w:val="Compact"/>
+            </w:pPr>
+            <w:r>
+              <w:t xml:space="preserve">Loop</w:t>
+            </w:r>
+          </w:p>
+        </w:tc>
+        <w:tc>
+          <w:tcPr/>
+          <w:p>
+            <w:pPr>
+              <w:pStyle w:val="Compact"/>
+            </w:pPr>
+            <w:r>
+              <w:t xml:space="preserve">DIY loop</w:t>
+            </w:r>
+          </w:p>
+        </w:tc>
+        <w:tc>
+          <w:tcPr/>
+          <w:p>
+            <w:pPr>
+              <w:pStyle w:val="Compact"/>
+            </w:pPr>
+            <w:r>
+              <w:t xml:space="preserve">830</w:t>
+            </w:r>
+          </w:p>
+        </w:tc>
+        <w:tc>
+          <w:tcPr/>
+          <w:p>
+            <w:pPr>
+              <w:pStyle w:val="Compact"/>
+            </w:pPr>
+            <w:r>
+              <w:t xml:space="preserve">0.60</w:t>
+            </w:r>
+          </w:p>
+        </w:tc>
+        <w:tc>
+          <w:tcPr/>
+          <w:p>
+            <w:pPr>
+              <w:pStyle w:val="Compact"/>
+            </w:pPr>
+            <w:r>
+              <w:t xml:space="preserve">no</w:t>
+            </w:r>
+          </w:p>
+        </w:tc>
+      </w:tr>
+      <w:tr>
+        <w:tc>
+          <w:tcPr/>
+          <w:p>
+            <w:pPr>
+              <w:pStyle w:val="Compact"/>
+            </w:pPr>
+            <w:r>
+              <w:t xml:space="preserve">REPLACE-BG</w:t>
+            </w:r>
+          </w:p>
+        </w:tc>
+        <w:tc>
+          <w:tcPr/>
+          <w:p>
+            <w:pPr>
+              <w:pStyle w:val="Compact"/>
+            </w:pPr>
+            <w:r>
+              <w:t xml:space="preserve">none</w:t>
+            </w:r>
+          </w:p>
+        </w:tc>
+        <w:tc>
+          <w:tcPr/>
+          <w:p>
+            <w:pPr>
+              <w:pStyle w:val="Compact"/>
+            </w:pPr>
+            <w:r>
+              <w:t xml:space="preserve">196</w:t>
+            </w:r>
+          </w:p>
+        </w:tc>
+        <w:tc>
+          <w:tcPr/>
+          <w:p>
+            <w:pPr>
+              <w:pStyle w:val="Compact"/>
+            </w:pPr>
+            <w:r>
+              <w:t xml:space="preserve">0.51</w:t>
+            </w:r>
+          </w:p>
+        </w:tc>
+        <w:tc>
+          <w:tcPr/>
+          <w:p>
+            <w:pPr>
+              <w:pStyle w:val="Compact"/>
+            </w:pPr>
+            <w:r>
+              <w:t xml:space="preserve">yes</w:t>
+            </w:r>
+          </w:p>
+        </w:tc>
+      </w:tr>
+      <w:tr>
+        <w:tc>
+          <w:tcPr/>
+          <w:p>
+            <w:pPr>
+              <w:pStyle w:val="Compact"/>
+            </w:pPr>
+            <w:r>
+              <w:t xml:space="preserve">DCLP3</w:t>
+            </w:r>
+          </w:p>
+        </w:tc>
+        <w:tc>
+          <w:tcPr/>
+          <w:p>
+            <w:pPr>
+              <w:pStyle w:val="Compact"/>
+            </w:pPr>
+            <w:r>
+              <w:t xml:space="preserve">Control-IQ</w:t>
+            </w:r>
+          </w:p>
+        </w:tc>
+        <w:tc>
+          <w:tcPr/>
+          <w:p>
+            <w:pPr>
+              <w:pStyle w:val="Compact"/>
+            </w:pPr>
+            <w:r>
+              <w:t xml:space="preserve">112</w:t>
+            </w:r>
+          </w:p>
+        </w:tc>
+        <w:tc>
+          <w:tcPr/>
+          <w:p>
+            <w:pPr>
+              <w:pStyle w:val="Compact"/>
+            </w:pPr>
+            <w:r>
+              <w:t xml:space="preserve">0.48</w:t>
+            </w:r>
+          </w:p>
+        </w:tc>
+        <w:tc>
+          <w:tcPr/>
+          <w:p>
+            <w:pPr>
+              <w:pStyle w:val="Compact"/>
+            </w:pPr>
+            <w:r>
+              <w:t xml:space="preserve">yes</w:t>
+            </w:r>
+          </w:p>
+        </w:tc>
+      </w:tr>
+      <w:tr>
+        <w:tc>
+          <w:tcPr/>
+          <w:p>
+            <w:pPr>
+              <w:pStyle w:val="Compact"/>
+            </w:pPr>
+            <w:r>
+              <w:t xml:space="preserve">DCLP5</w:t>
+            </w:r>
+          </w:p>
+        </w:tc>
+        <w:tc>
+          <w:tcPr/>
+          <w:p>
+            <w:pPr>
+              <w:pStyle w:val="Compact"/>
+            </w:pPr>
+            <w:r>
+              <w:t xml:space="preserve">Control-IQ</w:t>
+            </w:r>
+          </w:p>
+        </w:tc>
+        <w:tc>
+          <w:tcPr/>
+          <w:p>
+            <w:pPr>
+              <w:pStyle w:val="Compact"/>
+            </w:pPr>
+            <w:r>
+              <w:t xml:space="preserve">100</w:t>
+            </w:r>
+          </w:p>
+        </w:tc>
+        <w:tc>
+          <w:tcPr/>
+          <w:p>
+            <w:pPr>
+              <w:pStyle w:val="Compact"/>
+            </w:pPr>
+            <w:r>
+              <w:t xml:space="preserve">0.46</w:t>
+            </w:r>
+          </w:p>
+        </w:tc>
+        <w:tc>
+          <w:tcPr/>
+          <w:p>
+            <w:pPr>
+              <w:pStyle w:val="Compact"/>
+            </w:pPr>
+            <w:r>
+              <w:t xml:space="preserve">no</w:t>
+            </w:r>
+          </w:p>
+        </w:tc>
+      </w:tr>
+      <w:tr>
+        <w:tc>
+          <w:tcPr/>
+          <w:p>
+            <w:pPr>
+              <w:pStyle w:val="Compact"/>
+            </w:pPr>
+            <w:r>
+              <w:t xml:space="preserve">PEDAP</w:t>
+            </w:r>
+          </w:p>
+        </w:tc>
+        <w:tc>
+          <w:tcPr/>
+          <w:p>
+            <w:pPr>
+              <w:pStyle w:val="Compact"/>
+            </w:pPr>
+            <w:r>
+              <w:t xml:space="preserve">Control-IQ</w:t>
+            </w:r>
+          </w:p>
+        </w:tc>
+        <w:tc>
+          <w:tcPr/>
+          <w:p>
+            <w:pPr>
+              <w:pStyle w:val="Compact"/>
+            </w:pPr>
+            <w:r>
+              <w:t xml:space="preserve">95</w:t>
+            </w:r>
+          </w:p>
+        </w:tc>
+        <w:tc>
+          <w:tcPr/>
+          <w:p>
+            <w:pPr>
+              <w:pStyle w:val="Compact"/>
+            </w:pPr>
+            <w:r>
+              <w:t xml:space="preserve">0.41</w:t>
+            </w:r>
+          </w:p>
+        </w:tc>
+        <w:tc>
+          <w:tcPr/>
+          <w:p>
+            <w:pPr>
+              <w:pStyle w:val="Compact"/>
+            </w:pPr>
+            <w:r>
+              <w:t xml:space="preserve">no</w:t>
+            </w:r>
+          </w:p>
+        </w:tc>
+      </w:tr>
+      <w:tr>
+        <w:tc>
+          <w:tcPr/>
+          <w:p>
+            <w:pPr>
+              <w:pStyle w:val="Compact"/>
+            </w:pPr>
+            <w:r>
+              <w:t xml:space="preserve">IOBP2</w:t>
+            </w:r>
+          </w:p>
+        </w:tc>
+        <w:tc>
+          <w:tcPr/>
+          <w:p>
+            <w:pPr>
+              <w:pStyle w:val="Compact"/>
+            </w:pPr>
+            <w:r>
+              <w:t xml:space="preserve">bionic pancreas</w:t>
+            </w:r>
+          </w:p>
+        </w:tc>
+        <w:tc>
+          <w:tcPr/>
+          <w:p>
+            <w:pPr>
+              <w:pStyle w:val="Compact"/>
+            </w:pPr>
+            <w:r>
+              <w:t xml:space="preserve">326</w:t>
+            </w:r>
+          </w:p>
+        </w:tc>
+        <w:tc>
+          <w:tcPr/>
+          <w:p>
+            <w:pPr>
+              <w:pStyle w:val="Compact"/>
+            </w:pPr>
+            <w:r>
+              <w:t xml:space="preserve">0.39</w:t>
+            </w:r>
+          </w:p>
+        </w:tc>
+        <w:tc>
+          <w:tcPr/>
+          <w:p>
+            <w:pPr>
+              <w:pStyle w:val="Compact"/>
+            </w:pPr>
+            <w:r>
+              <w:t xml:space="preserve">no</w:t>
+            </w:r>
+          </w:p>
+        </w:tc>
+      </w:tr>
+      <w:tr>
+        <w:tc>
+          <w:tcPr/>
+          <w:p>
+            <w:pPr>
+              <w:pStyle w:val="Compact"/>
+            </w:pPr>
+            <w:r>
+              <w:t xml:space="preserve">Everyone</w:t>
+            </w:r>
+          </w:p>
+        </w:tc>
+        <w:tc>
+          <w:tcPr/>
+          <w:p>
+            <w:pPr>
+              <w:pStyle w:val="Compact"/>
+            </w:pPr>
+            <w:r>
+              <w:t xml:space="preserve">mixed</w:t>
+            </w:r>
+          </w:p>
+        </w:tc>
+        <w:tc>
+          <w:tcPr/>
+          <w:p>
+            <w:pPr>
+              <w:pStyle w:val="Compact"/>
+            </w:pPr>
+            <w:r>
+              <w:t xml:space="preserve">1,659</w:t>
+            </w:r>
+          </w:p>
+        </w:tc>
+        <w:tc>
+          <w:tcPr/>
+          <w:p>
+            <w:pPr>
+              <w:pStyle w:val="Compact"/>
+            </w:pPr>
+            <w:r>
+              <w:t xml:space="preserve">0.51</w:t>
+            </w:r>
+          </w:p>
+        </w:tc>
+        <w:tc>
+          <w:tcPr/>
+          <w:p>
+            <w:pPr>
+              <w:pStyle w:val="Compact"/>
+            </w:pPr>
+            <w:r>
+              <w:t xml:space="preserve">no</w:t>
+            </w:r>
+          </w:p>
+        </w:tc>
+      </w:tr>
+    </w:tbl>
+    <w:p>
+      <w:pPr>
+        <w:pStyle w:val="BodyText"/>
+      </w:pPr>
+      <w:r>
+        <w:t xml:space="preserve">Restricting to adults removes age as the explanation and the pattern sharpens.</w:t>
+      </w:r>
+      <w:r>
+        <w:t xml:space="preserve"> </w:t>
+      </w:r>
+      <w:r>
+        <w:t xml:space="preserve">REPLACE-BG, where no algorithm is running, sits at 0.51 and Control-IQ at 0.50,</w:t>
+      </w:r>
+      <w:r>
+        <w:t xml:space="preserve"> </w:t>
+      </w:r>
+      <w:r>
+        <w:t xml:space="preserve">both on Walsh. The bionic pancreas delivers 0.40 and the do-it-yourself loop 0.63.</w:t>
+      </w:r>
+    </w:p>
+    <w:p>
+      <w:pPr>
+        <w:pStyle w:val="BodyText"/>
+      </w:pPr>
+      <w:r>
+        <w:t xml:space="preserve">So Walsh’s half describes what people programme when nothing is adjusting it, and</w:t>
+      </w:r>
+      <w:r>
+        <w:t xml:space="preserve"> </w:t>
+      </w:r>
+      <w:r>
+        <w:t xml:space="preserve">survives one automated system unchanged. The other two move it substantially, in</w:t>
+      </w:r>
+      <w:r>
+        <w:t xml:space="preserve"> </w:t>
+      </w:r>
+      <w:r>
+        <w:t xml:space="preserve">opposite directions, and that is a property of the algorithm rather than of the</w:t>
+      </w:r>
+      <w:r>
+        <w:t xml:space="preserve"> </w:t>
+      </w:r>
+      <w:r>
+        <w:t xml:space="preserve">person using it.</w:t>
+      </w:r>
+    </w:p>
+    <w:bookmarkEnd w:id="15"/>
+    <w:bookmarkStart w:id="16" w:name="X69535d5e943de946f19ba9aad4897151e6d6c6c"/>
+    <w:p>
+      <w:pPr>
+        <w:pStyle w:val="Heading3"/>
+      </w:pPr>
+      <w:r>
+        <w:t xml:space="preserve">Sensitivity: the level cannot be measured here</w:t>
+      </w:r>
+    </w:p>
+    <w:p>
+      <w:pPr>
+        <w:pStyle w:val="FirstParagraph"/>
+      </w:pPr>
+      <w:r>
+        <w:t xml:space="preserve">The third rule resists the same treatment, and INV-009 established why before this</w:t>
+      </w:r>
+      <w:r>
+        <w:t xml:space="preserve"> </w:t>
+      </w:r>
+      <w:r>
+        <w:t xml:space="preserve">analysis began. Fitting the overnight fall against insulin recovers the shape of a</w:t>
+      </w:r>
+      <w:r>
+        <w:t xml:space="preserve"> </w:t>
+      </w:r>
+      <w:r>
+        <w:t xml:space="preserve">person’s sensitivity and not its level, because insulin action is reconstructed</w:t>
+      </w:r>
+      <w:r>
+        <w:t xml:space="preserve"> </w:t>
+      </w:r>
+      <w:r>
+        <w:t xml:space="preserve">rather than observed, residual carbohydrate rides along with meal boluses, and a</w:t>
+      </w:r>
+      <w:r>
+        <w:t xml:space="preserve"> </w:t>
+      </w:r>
+      <w:r>
+        <w:t xml:space="preserve">loop delivers most insulin when glucose is refusing to move.</w:t>
+      </w:r>
+    </w:p>
+    <w:p>
+      <w:pPr>
+        <w:pStyle w:val="BodyText"/>
+      </w:pPr>
+      <w:r>
+        <w:t xml:space="preserve">The size of that is now measured. Against 394 people with both, the regression</w:t>
+      </w:r>
+      <w:r>
+        <w:t xml:space="preserve"> </w:t>
+      </w:r>
+      <w:r>
+        <w:t xml:space="preserve">reads 15% of a working sensitivity. A matched-correction estimator needing neither</w:t>
+      </w:r>
+      <w:r>
+        <w:t xml:space="preserve"> </w:t>
+      </w:r>
+      <w:r>
+        <w:t xml:space="preserve">settings nor a basal model disagrees, reading between 50% in the open-loop cohort</w:t>
+      </w:r>
+      <w:r>
+        <w:t xml:space="preserve"> </w:t>
+      </w:r>
+      <w:r>
+        <w:t xml:space="preserve">and 19% in the youngest, and an attenuation that tracks how reactive each</w:t>
+      </w:r>
+      <w:r>
+        <w:t xml:space="preserve"> </w:t>
+      </w:r>
+      <w:r>
+        <w:t xml:space="preserve">controller is rules out a single correction factor.</w:t>
+      </w:r>
+    </w:p>
+    <w:p>
+      <w:pPr>
+        <w:pStyle w:val="BodyText"/>
+      </w:pPr>
+      <w:r>
+        <w:t xml:space="preserve">One thing survives, because a common multiplier cannot change it. The measured</w:t>
+      </w:r>
+      <w:r>
+        <w:t xml:space="preserve"> </w:t>
+      </w:r>
+      <w:r>
+        <w:t xml:space="preserve">constant does not drift with daily dose: slope +0.106, interval -0.026 to +0.241.</w:t>
+      </w:r>
+      <w:r>
+        <w:t xml:space="preserve"> </w:t>
+      </w:r>
+      <w:r>
+        <w:t xml:space="preserve">A single sensitivity constant does fit across the dose range, which is the part of</w:t>
+      </w:r>
+      <w:r>
+        <w:t xml:space="preserve"> </w:t>
+      </w:r>
+      <w:r>
+        <w:t xml:space="preserve">Walsh’s claim this data can settle. What that constant equals, it cannot.</w:t>
+      </w:r>
+    </w:p>
+    <w:p>
+      <w:pPr>
+        <w:pStyle w:val="BodyText"/>
+      </w:pPr>
+      <w:r>
+        <w:t xml:space="preserve">Establishing the level would need a fixed correction, no carbohydrate, no</w:t>
+      </w:r>
+      <w:r>
+        <w:t xml:space="preserve"> </w:t>
+      </w:r>
+      <w:r>
+        <w:t xml:space="preserve">algorithm intervening, and glucose watched afterwards. REPLACE-BG is the only</w:t>
+      </w:r>
+      <w:r>
+        <w:t xml:space="preserve"> </w:t>
+      </w:r>
+      <w:r>
+        <w:t xml:space="preserve">cohort here with no algorithm.</w:t>
+      </w:r>
+    </w:p>
+    <w:bookmarkEnd w:id="16"/>
+    <w:bookmarkEnd w:id="17"/>
+    <w:bookmarkStart w:id="18" w:name="what-to-do-with-this"/>
+    <w:p>
+      <w:pPr>
+        <w:pStyle w:val="Heading2"/>
+      </w:pPr>
+      <w:r>
         <w:t xml:space="preserve">What to do with this</w:t>
       </w:r>
     </w:p>
@@ -2099,13 +3130,19 @@
         <w:pStyle w:val="BodyText"/>
       </w:pPr>
       <w:r>
-        <w:t xml:space="preserve">The 500 rule should be about 400 for adults. The half-of-daily-dose basal</w:t>
-      </w:r>
-      <w:r>
-        <w:t xml:space="preserve"> </w:t>
-      </w:r>
-      <w:r>
-        <w:t xml:space="preserve">convention can stay as it is.</w:t>
+        <w:t xml:space="preserve">The 500 rule should be about 415. That comes from measurement rather than from</w:t>
+      </w:r>
+      <w:r>
+        <w:t xml:space="preserve"> </w:t>
+      </w:r>
+      <w:r>
+        <w:t xml:space="preserve">settings and carries no detectable bias, so it is the firmest number in this</w:t>
+      </w:r>
+      <w:r>
+        <w:t xml:space="preserve"> </w:t>
+      </w:r>
+      <w:r>
+        <w:t xml:space="preserve">document.</w:t>
       </w:r>
     </w:p>
     <w:p>
@@ -2113,6 +3150,32 @@
         <w:pStyle w:val="BodyText"/>
       </w:pPr>
       <w:r>
+        <w:t xml:space="preserve">The half-of-daily-dose basal convention can stay for someone with no automation</w:t>
+      </w:r>
+      <w:r>
+        <w:t xml:space="preserve"> </w:t>
+      </w:r>
+      <w:r>
+        <w:t xml:space="preserve">and for Control-IQ. It does not describe what a do-it-yourself loop delivers, at</w:t>
+      </w:r>
+      <w:r>
+        <w:t xml:space="preserve"> </w:t>
+      </w:r>
+      <w:r>
+        <w:t xml:space="preserve">0.63 in adults, or a bionic pancreas at 0.40, and neither of those is a setting</w:t>
+      </w:r>
+      <w:r>
+        <w:t xml:space="preserve"> </w:t>
+      </w:r>
+      <w:r>
+        <w:t xml:space="preserve">anybody chose.</w:t>
+      </w:r>
+    </w:p>
+    <w:p>
+      <w:pPr>
+        <w:pStyle w:val="BodyText"/>
+      </w:pPr>
+      <w:r>
         <w:t xml:space="preserve">None of these are settings to hold to. INV-009 measured the spread of what people</w:t>
       </w:r>
       <w:r>
@@ -2134,8 +3197,8 @@
         <w:t xml:space="preserve">an automated system’s own adjustment range could reach from it.</w:t>
       </w:r>
     </w:p>
-    <w:bookmarkEnd w:id="14"/>
-    <w:bookmarkStart w:id="15" w:name="method"/>
+    <w:bookmarkEnd w:id="18"/>
+    <w:bookmarkStart w:id="19" w:name="method"/>
     <w:p>
       <w:pPr>
         <w:pStyle w:val="Heading2"/>
@@ -2208,6 +3271,32 @@
       </w:r>
       <w:r>
         <w:t xml:space="preserve">readable output because they are not the same quantity.</w:t>
+      </w:r>
+    </w:p>
+    <w:p>
+      <w:pPr>
+        <w:pStyle w:val="BodyText"/>
+      </w:pPr>
+      <w:r>
+        <w:t xml:space="preserve">Measured carb ratio takes announced meals of at least 20 g with a dose within 20</w:t>
+      </w:r>
+      <w:r>
+        <w:t xml:space="preserve"> </w:t>
+      </w:r>
+      <w:r>
+        <w:t xml:space="preserve">minutes, no other carbohydrate for four hours before or five hours after, and no</w:t>
+      </w:r>
+      <w:r>
+        <w:t xml:space="preserve"> </w:t>
+      </w:r>
+      <w:r>
+        <w:t xml:space="preserve">further insulin during, keeping those that ended within 20 mg/dL of their starting</w:t>
+      </w:r>
+      <w:r>
+        <w:t xml:space="preserve"> </w:t>
+      </w:r>
+      <w:r>
+        <w:t xml:space="preserve">glucose. Meals that did not end neutral are excluded rather than corrected.</w:t>
       </w:r>
     </w:p>
     <w:p>
@@ -2227,7 +3316,46 @@
         <w:t xml:space="preserve">inv009/walsh_constants.py</w:t>
       </w:r>
       <w:r>
-        <w:t xml:space="preserve">; results are</w:t>
+        <w:t xml:space="preserve"> </w:t>
+      </w:r>
+      <w:r>
+        <w:t xml:space="preserve">for the entered figures and</w:t>
+      </w:r>
+      <w:r>
+        <w:t xml:space="preserve"> </w:t>
+      </w:r>
+      <w:r>
+        <w:rPr>
+          <w:rStyle w:val="VerbatimChar"/>
+        </w:rPr>
+        <w:t xml:space="preserve">inv009/measured_basal_cr.py</w:t>
+      </w:r>
+      <w:r>
+        <w:t xml:space="preserve"> </w:t>
+      </w:r>
+      <w:r>
+        <w:t xml:space="preserve">for the measured ones;</w:t>
+      </w:r>
+      <w:r>
+        <w:t xml:space="preserve"> </w:t>
+      </w:r>
+      <w:r>
+        <w:rPr>
+          <w:rStyle w:val="VerbatimChar"/>
+        </w:rPr>
+        <w:t xml:space="preserve">inv009/measured_constant.py</w:t>
+      </w:r>
+      <w:r>
+        <w:t xml:space="preserve"> </w:t>
+      </w:r>
+      <w:r>
+        <w:t xml:space="preserve">holds the sensitivity attempt and documents why its level is not reported.</w:t>
+      </w:r>
+      <w:r>
+        <w:t xml:space="preserve"> </w:t>
+      </w:r>
+      <w:r>
+        <w:t xml:space="preserve">Results are in</w:t>
       </w:r>
       <w:r>
         <w:t xml:space="preserve"> </w:t>
@@ -2239,10 +3367,7 @@
         <w:t xml:space="preserve">results/inv009_walsh_by_cohort.parquet</w:t>
       </w:r>
       <w:r>
-        <w:t xml:space="preserve"> </w:t>
-      </w:r>
-      <w:r>
-        <w:t xml:space="preserve">and</w:t>
+        <w:t xml:space="preserve">,</w:t>
       </w:r>
       <w:r>
         <w:t xml:space="preserve"> </w:t>
@@ -2251,13 +3376,16 @@
         <w:rPr>
           <w:rStyle w:val="VerbatimChar"/>
         </w:rPr>
-        <w:t xml:space="preserve">results/inv009_walsh_constants.json</w:t>
-      </w:r>
-      <w:r>
-        <w:t xml:space="preserve">.</w:t>
-      </w:r>
-    </w:p>
-    <w:bookmarkEnd w:id="15"/>
+        <w:t xml:space="preserve">results/inv009_measured_basal_cr.json</w:t>
+      </w:r>
+      <w:r>
+        <w:t xml:space="preserve"> </w:t>
+      </w:r>
+      <w:r>
+        <w:t xml:space="preserve">and their companions.</w:t>
+      </w:r>
+    </w:p>
+    <w:bookmarkEnd w:id="19"/>
     <w:sectPr>
       <w:footnotePr>
         <w:numRestart w:val="eachSect"/>

--- a/docs/Updated-Constants-From-Data-Analysis-2026-08-26.docx
+++ b/docs/Updated-Constants-From-Data-Analysis-2026-08-26.docx
@@ -112,22 +112,42 @@
           <w:b/>
           <w:bCs/>
         </w:rPr>
-        <w:t xml:space="preserve">constants are close to right for adults and substantially wrong for children</w:t>
-      </w:r>
-      <w:r>
-        <w:t xml:space="preserve">,</w:t>
-      </w:r>
-      <w:r>
-        <w:t xml:space="preserve"> </w:t>
-      </w:r>
-      <w:r>
-        <w:t xml:space="preserve">and the pooled figures everyone quotes, the May analysis included, are driven by</w:t>
-      </w:r>
-      <w:r>
-        <w:t xml:space="preserve"> </w:t>
-      </w:r>
-      <w:r>
-        <w:t xml:space="preserve">which ages happen to be in the sample.</w:t>
+        <w:t xml:space="preserve">sensitivity constant is nearer right for adults than for children and wrong for</w:t>
+      </w:r>
+      <w:r>
+        <w:rPr>
+          <w:b/>
+          <w:bCs/>
+        </w:rPr>
+        <w:t xml:space="preserve"> </w:t>
+      </w:r>
+      <w:r>
+        <w:rPr>
+          <w:b/>
+          <w:bCs/>
+        </w:rPr>
+        <w:t xml:space="preserve">both</w:t>
+      </w:r>
+      <w:r>
+        <w:t xml:space="preserve">, and the pooled figures everyone quotes, the May analysis included, are</w:t>
+      </w:r>
+      <w:r>
+        <w:t xml:space="preserve"> </w:t>
+      </w:r>
+      <w:r>
+        <w:t xml:space="preserve">driven by which ages happen to be in the sample. In adults it is out by 13% and</w:t>
+      </w:r>
+      <w:r>
+        <w:t xml:space="preserve"> </w:t>
+      </w:r>
+      <w:r>
+        <w:t xml:space="preserve">in children by 41%, in the same direction; the carb ratio rule misses by a fifth</w:t>
+      </w:r>
+      <w:r>
+        <w:t xml:space="preserve"> </w:t>
+      </w:r>
+      <w:r>
+        <w:t xml:space="preserve">at every age; only the basal rule holds.</w:t>
       </w:r>
     </w:p>
     <w:bookmarkEnd w:id="9"/>
@@ -282,7 +302,7 @@
                 <w:b/>
                 <w:bCs/>
               </w:rPr>
-              <w:t xml:space="preserve">1799</w:t>
+              <w:t xml:space="preserve">1915</w:t>
             </w:r>
           </w:p>
         </w:tc>
@@ -350,7 +370,7 @@
               <w:pStyle w:val="Compact"/>
             </w:pPr>
             <w:r>
-              <w:t xml:space="preserve">408</w:t>
+              <w:t xml:space="preserve">404</w:t>
             </w:r>
           </w:p>
         </w:tc>
@@ -422,7 +442,7 @@
               <w:pStyle w:val="Compact"/>
             </w:pPr>
             <w:r>
-              <w:t xml:space="preserve">0.54</w:t>
+              <w:t xml:space="preserve">0.52</w:t>
             </w:r>
           </w:p>
         </w:tc>
@@ -444,25 +464,69 @@
         <w:pStyle w:val="BodyText"/>
       </w:pPr>
       <w:r>
-        <w:t xml:space="preserve">Read across the sensitivity row rather than down it. Pooled, the constant sits 24%</w:t>
-      </w:r>
-      <w:r>
-        <w:t xml:space="preserve"> </w:t>
-      </w:r>
-      <w:r>
-        <w:t xml:space="preserve">above Walsh and the interval excludes it. Restricted to adults it lands at 1799,</w:t>
-      </w:r>
-      <w:r>
-        <w:t xml:space="preserve"> </w:t>
-      </w:r>
-      <w:r>
-        <w:t xml:space="preserve">and for people over 45 at 1766 with an interval of 1680 to 1839, which is the one</w:t>
-      </w:r>
-      <w:r>
-        <w:t xml:space="preserve"> </w:t>
-      </w:r>
-      <w:r>
-        <w:t xml:space="preserve">cell in this entire analysis consistent with 1700.</w:t>
+        <w:t xml:space="preserve">Read across the sensitivity row rather than down it. Both the pooled and the adult</w:t>
+      </w:r>
+      <w:r>
+        <w:t xml:space="preserve"> </w:t>
+      </w:r>
+      <w:r>
+        <w:t xml:space="preserve">columns cover all 719 people; the under-18 column is the JAEB studies alone, because</w:t>
+      </w:r>
+      <w:r>
+        <w:t xml:space="preserve"> </w:t>
+      </w:r>
+      <w:r>
+        <w:t xml:space="preserve">the OpenAPS Commons cohort contains no children. Pooled, the constant sits 24% above</w:t>
+      </w:r>
+      <w:r>
+        <w:t xml:space="preserve"> </w:t>
+      </w:r>
+      <w:r>
+        <w:t xml:space="preserve">Walsh and the interval excludes it. Restricted to adults it lands at 1915, and within</w:t>
+      </w:r>
+      <w:r>
+        <w:t xml:space="preserve"> </w:t>
+      </w:r>
+      <w:r>
+        <w:t xml:space="preserve">that the two sources disagree: 1799 in the JAEB studies against 2381 in Commons, whose</w:t>
+      </w:r>
+      <w:r>
+        <w:t xml:space="preserve"> </w:t>
+      </w:r>
+      <w:r>
+        <w:t xml:space="preserve">members set their own numbers rather than being given them. For JAEB people over 45 it</w:t>
+      </w:r>
+      <w:r>
+        <w:t xml:space="preserve"> </w:t>
+      </w:r>
+      <w:r>
+        <w:t xml:space="preserve">falls to 1766 with an interval of 1680 to 1839, which is the one cell in this entire</w:t>
+      </w:r>
+      <w:r>
+        <w:t xml:space="preserve"> </w:t>
+      </w:r>
+      <w:r>
+        <w:t xml:space="preserve">analysis consistent with 1700.</w:t>
+      </w:r>
+    </w:p>
+    <w:p>
+      <w:pPr>
+        <w:pStyle w:val="BodyText"/>
+      </w:pPr>
+      <w:r>
+        <w:t xml:space="preserve">Half of the pooled sample is under 18, so the headline 2108 is close to an average of</w:t>
+      </w:r>
+      <w:r>
+        <w:t xml:space="preserve"> </w:t>
+      </w:r>
+      <w:r>
+        <w:t xml:space="preserve">two different populations rather than a description of either. That is the reason to</w:t>
+      </w:r>
+      <w:r>
+        <w:t xml:space="preserve"> </w:t>
+      </w:r>
+      <w:r>
+        <w:t xml:space="preserve">read the row and not the corner, and it is the trap the May analysis fell into.</w:t>
       </w:r>
     </w:p>
     <w:p>
@@ -3104,25 +3168,37 @@
         <w:pStyle w:val="FirstParagraph"/>
       </w:pPr>
       <w:r>
-        <w:t xml:space="preserve">For an adult, 1700 divided by daily dose remains a defensible starting sensitivity</w:t>
-      </w:r>
-      <w:r>
-        <w:t xml:space="preserve"> </w:t>
-      </w:r>
-      <w:r>
-        <w:t xml:space="preserve">factor and the data supports it more than the May analysis suggested. For a child</w:t>
-      </w:r>
-      <w:r>
-        <w:t xml:space="preserve"> </w:t>
-      </w:r>
-      <w:r>
-        <w:t xml:space="preserve">it is too aggressive by roughly a third, and the gap widens through the school-age</w:t>
-      </w:r>
-      <w:r>
-        <w:t xml:space="preserve"> </w:t>
-      </w:r>
-      <w:r>
-        <w:t xml:space="preserve">years.</w:t>
+        <w:t xml:space="preserve">For an adult, the measured figure is 1915 divided by daily dose and the interval,</w:t>
+      </w:r>
+      <w:r>
+        <w:t xml:space="preserve"> </w:t>
+      </w:r>
+      <w:r>
+        <w:t xml:space="preserve">1828 to 1986, excludes 1700. Walsh survives only in the JAEB over-45s at 1766. So</w:t>
+      </w:r>
+      <w:r>
+        <w:t xml:space="preserve"> </w:t>
+      </w:r>
+      <w:r>
+        <w:t xml:space="preserve">1700 is a reasonable floor rather than the centre: it will read slightly strong for</w:t>
+      </w:r>
+      <w:r>
+        <w:t xml:space="preserve"> </w:t>
+      </w:r>
+      <w:r>
+        <w:t xml:space="preserve">most adults, which is the safer direction to be wrong in for a starting number, but</w:t>
+      </w:r>
+      <w:r>
+        <w:t xml:space="preserve"> </w:t>
+      </w:r>
+      <w:r>
+        <w:t xml:space="preserve">it should not be defended as the measured value. For a child it is too aggressive by</w:t>
+      </w:r>
+      <w:r>
+        <w:t xml:space="preserve"> </w:t>
+      </w:r>
+      <w:r>
+        <w:t xml:space="preserve">roughly a third, and the gap widens through the school-age years.</w:t>
       </w:r>
     </w:p>
     <w:p>

--- a/docs/Updated-Constants-From-Data-Analysis-2026-08-26.docx
+++ b/docs/Updated-Constants-From-Data-Analysis-2026-08-26.docx
@@ -3033,13 +3033,13 @@
       </w:r>
     </w:p>
     <w:bookmarkEnd w:id="15"/>
-    <w:bookmarkStart w:id="16" w:name="X69535d5e943de946f19ba9aad4897151e6d6c6c"/>
+    <w:bookmarkStart w:id="16" w:name="Xa27547e2e26444aecca5adcdea8a00c8af63e8b"/>
     <w:p>
       <w:pPr>
         <w:pStyle w:val="Heading3"/>
       </w:pPr>
       <w:r>
-        <w:t xml:space="preserve">Sensitivity: the level cannot be measured here</w:t>
+        <w:t xml:space="preserve">Sensitivity: what a unit does, and why that is not the constant</w:t>
       </w:r>
     </w:p>
     <w:p>
@@ -3047,31 +3047,13 @@
         <w:pStyle w:val="FirstParagraph"/>
       </w:pPr>
       <w:r>
-        <w:t xml:space="preserve">The third rule resists the same treatment, and INV-009 established why before this</w:t>
-      </w:r>
-      <w:r>
-        <w:t xml:space="preserve"> </w:t>
-      </w:r>
-      <w:r>
-        <w:t xml:space="preserve">analysis began. Fitting the overnight fall against insulin recovers the shape of a</w:t>
-      </w:r>
-      <w:r>
-        <w:t xml:space="preserve"> </w:t>
-      </w:r>
-      <w:r>
-        <w:t xml:space="preserve">person’s sensitivity and not its level, because insulin action is reconstructed</w:t>
-      </w:r>
-      <w:r>
-        <w:t xml:space="preserve"> </w:t>
-      </w:r>
-      <w:r>
-        <w:t xml:space="preserve">rather than observed, residual carbohydrate rides along with meal boluses, and a</w:t>
-      </w:r>
-      <w:r>
-        <w:t xml:space="preserve"> </w:t>
-      </w:r>
-      <w:r>
-        <w:t xml:space="preserve">loop delivers most insulin when glucose is refusing to move.</w:t>
+        <w:t xml:space="preserve">The third rule resists the treatment that worked for the other two, and it took</w:t>
+      </w:r>
+      <w:r>
+        <w:t xml:space="preserve"> </w:t>
+      </w:r>
+      <w:r>
+        <w:t xml:space="preserve">the whole cohort to see why.</w:t>
       </w:r>
     </w:p>
     <w:p>
@@ -3079,57 +3061,512 @@
         <w:pStyle w:val="BodyText"/>
       </w:pPr>
       <w:r>
-        <w:t xml:space="preserve">The size of that is now measured. Against 394 people with both, the regression</w:t>
-      </w:r>
-      <w:r>
-        <w:t xml:space="preserve"> </w:t>
-      </w:r>
-      <w:r>
-        <w:t xml:space="preserve">reads 15% of a working sensitivity. A matched-correction estimator needing neither</w:t>
-      </w:r>
-      <w:r>
-        <w:t xml:space="preserve"> </w:t>
-      </w:r>
-      <w:r>
-        <w:t xml:space="preserve">settings nor a basal model disagrees, reading between 50% in the open-loop cohort</w:t>
-      </w:r>
-      <w:r>
-        <w:t xml:space="preserve"> </w:t>
-      </w:r>
-      <w:r>
-        <w:t xml:space="preserve">and 19% in the youngest, and an attenuation that tracks how reactive each</w:t>
-      </w:r>
-      <w:r>
-        <w:t xml:space="preserve"> </w:t>
-      </w:r>
-      <w:r>
-        <w:t xml:space="preserve">controller is rules out a single correction factor.</w:t>
-      </w:r>
-    </w:p>
+        <w:t xml:space="preserve">The design is the overnight window used throughout INV-009. Carb-free, quiet</w:t>
+      </w:r>
+      <w:r>
+        <w:t xml:space="preserve"> </w:t>
+      </w:r>
+      <w:r>
+        <w:t xml:space="preserve">before it opens, and the fall compared against nights from the same person at the</w:t>
+      </w:r>
+      <w:r>
+        <w:t xml:space="preserve"> </w:t>
+      </w:r>
+      <w:r>
+        <w:t xml:space="preserve">same hour, the same starting glucose, the same slope into the window and the same</w:t>
+      </w:r>
+      <w:r>
+        <w:t xml:space="preserve"> </w:t>
+      </w:r>
+      <w:r>
+        <w:t xml:space="preserve">level an hour earlier. The exposure is insulin delivered above or below that</w:t>
+      </w:r>
+      <w:r>
+        <w:t xml:space="preserve"> </w:t>
+      </w:r>
+      <w:r>
+        <w:t xml:space="preserve">person’s own scheduled basal, by whatever route it arrived, because an algorithm</w:t>
+      </w:r>
+      <w:r>
+        <w:t xml:space="preserve"> </w:t>
+      </w:r>
+      <w:r>
+        <w:t xml:space="preserve">running high temporary basal has given a correction and one that suspends has</w:t>
+      </w:r>
+      <w:r>
+        <w:t xml:space="preserve"> </w:t>
+      </w:r>
+      <w:r>
+        <w:t xml:space="preserve">given a negative one.</w:t>
+      </w:r>
+    </w:p>
+    <w:tbl>
+      <w:tblPr>
+        <w:tblStyle w:val="Table"/>
+        <w:tblW w:type="pct" w:w="5000"/>
+        <w:tblLayout w:type="fixed"/>
+        <w:tblLook w:firstRow="1" w:lastRow="0" w:firstColumn="0" w:lastColumn="0" w:noHBand="0" w:noVBand="0" w:val="0020"/>
+      </w:tblPr>
+      <w:tblGrid>
+        <w:gridCol w:w="1320"/>
+        <w:gridCol w:w="1320"/>
+        <w:gridCol w:w="1320"/>
+        <w:gridCol w:w="1320"/>
+        <w:gridCol w:w="1320"/>
+        <w:gridCol w:w="1320"/>
+      </w:tblGrid>
+      <w:tr>
+        <w:trPr>
+          <w:tblHeader w:val="on"/>
+        </w:trPr>
+        <w:tc>
+          <w:tcPr/>
+          <w:p>
+            <w:pPr>
+              <w:pStyle w:val="Compact"/>
+            </w:pPr>
+            <w:r>
+              <w:t xml:space="preserve">Study</w:t>
+            </w:r>
+          </w:p>
+        </w:tc>
+        <w:tc>
+          <w:tcPr/>
+          <w:p>
+            <w:pPr>
+              <w:pStyle w:val="Compact"/>
+            </w:pPr>
+            <w:r>
+              <w:t xml:space="preserve">control</w:t>
+            </w:r>
+          </w:p>
+        </w:tc>
+        <w:tc>
+          <w:tcPr/>
+          <w:p>
+            <w:pPr>
+              <w:pStyle w:val="Compact"/>
+            </w:pPr>
+            <w:r>
+              <w:t xml:space="preserve">events</w:t>
+            </w:r>
+          </w:p>
+        </w:tc>
+        <w:tc>
+          <w:tcPr/>
+          <w:p>
+            <w:pPr>
+              <w:pStyle w:val="Compact"/>
+            </w:pPr>
+            <w:r>
+              <w:t xml:space="preserve">matched fall, 1-3.5 U</w:t>
+            </w:r>
+          </w:p>
+        </w:tc>
+        <w:tc>
+          <w:tcPr/>
+          <w:p>
+            <w:pPr>
+              <w:pStyle w:val="Compact"/>
+            </w:pPr>
+            <w:r>
+              <w:t xml:space="preserve">per acting unit</w:t>
+            </w:r>
+          </w:p>
+        </w:tc>
+        <w:tc>
+          <w:tcPr/>
+          <w:p>
+            <w:pPr>
+              <w:pStyle w:val="Compact"/>
+            </w:pPr>
+            <w:r>
+              <w:t xml:space="preserve">entered</w:t>
+            </w:r>
+          </w:p>
+        </w:tc>
+      </w:tr>
+      <w:tr>
+        <w:tc>
+          <w:tcPr/>
+          <w:p>
+            <w:pPr>
+              <w:pStyle w:val="Compact"/>
+            </w:pPr>
+            <w:r>
+              <w:t xml:space="preserve">REPLACE-BG</w:t>
+            </w:r>
+          </w:p>
+        </w:tc>
+        <w:tc>
+          <w:tcPr/>
+          <w:p>
+            <w:pPr>
+              <w:pStyle w:val="Compact"/>
+            </w:pPr>
+            <w:r>
+              <w:t xml:space="preserve">open loop</w:t>
+            </w:r>
+          </w:p>
+        </w:tc>
+        <w:tc>
+          <w:tcPr/>
+          <w:p>
+            <w:pPr>
+              <w:pStyle w:val="Compact"/>
+            </w:pPr>
+            <w:r>
+              <w:t xml:space="preserve">239</w:t>
+            </w:r>
+          </w:p>
+        </w:tc>
+        <w:tc>
+          <w:tcPr/>
+          <w:p>
+            <w:pPr>
+              <w:pStyle w:val="Compact"/>
+            </w:pPr>
+            <w:r>
+              <w:t xml:space="preserve">22 to 35 mg/dL</w:t>
+            </w:r>
+          </w:p>
+        </w:tc>
+        <w:tc>
+          <w:tcPr/>
+          <w:p>
+            <w:pPr>
+              <w:pStyle w:val="Compact"/>
+            </w:pPr>
+            <w:r>
+              <w:rPr>
+                <w:b/>
+                <w:bCs/>
+              </w:rPr>
+              <w:t xml:space="preserve">15 to 20</w:t>
+            </w:r>
+          </w:p>
+        </w:tc>
+        <w:tc>
+          <w:tcPr/>
+          <w:p>
+            <w:pPr>
+              <w:pStyle w:val="Compact"/>
+            </w:pPr>
+            <w:r>
+              <w:t xml:space="preserve">45</w:t>
+            </w:r>
+          </w:p>
+        </w:tc>
+      </w:tr>
+      <w:tr>
+        <w:tc>
+          <w:tcPr/>
+          <w:p>
+            <w:pPr>
+              <w:pStyle w:val="Compact"/>
+            </w:pPr>
+            <w:r>
+              <w:t xml:space="preserve">Loop</w:t>
+            </w:r>
+          </w:p>
+        </w:tc>
+        <w:tc>
+          <w:tcPr/>
+          <w:p>
+            <w:pPr>
+              <w:pStyle w:val="Compact"/>
+            </w:pPr>
+            <w:r>
+              <w:t xml:space="preserve">DIY closed loop</w:t>
+            </w:r>
+          </w:p>
+        </w:tc>
+        <w:tc>
+          <w:tcPr/>
+          <w:p>
+            <w:pPr>
+              <w:pStyle w:val="Compact"/>
+            </w:pPr>
+            <w:r>
+              <w:t xml:space="preserve">269</w:t>
+            </w:r>
+          </w:p>
+        </w:tc>
+        <w:tc>
+          <w:tcPr/>
+          <w:p>
+            <w:pPr>
+              <w:pStyle w:val="Compact"/>
+            </w:pPr>
+            <w:r>
+              <w:t xml:space="preserve">-4 to 5</w:t>
+            </w:r>
+          </w:p>
+        </w:tc>
+        <w:tc>
+          <w:tcPr/>
+          <w:p>
+            <w:pPr>
+              <w:pStyle w:val="Compact"/>
+            </w:pPr>
+            <w:r>
+              <w:t xml:space="preserve">-2 to 5</w:t>
+            </w:r>
+          </w:p>
+        </w:tc>
+        <w:tc>
+          <w:tcPr/>
+          <w:p>
+            <w:pPr>
+              <w:pStyle w:val="Compact"/>
+            </w:pPr>
+            <w:r>
+              <w:t xml:space="preserve">57</w:t>
+            </w:r>
+          </w:p>
+        </w:tc>
+      </w:tr>
+      <w:tr>
+        <w:tc>
+          <w:tcPr/>
+          <w:p>
+            <w:pPr>
+              <w:pStyle w:val="Compact"/>
+            </w:pPr>
+            <w:r>
+              <w:t xml:space="preserve">DCLP3</w:t>
+            </w:r>
+          </w:p>
+        </w:tc>
+        <w:tc>
+          <w:tcPr/>
+          <w:p>
+            <w:pPr>
+              <w:pStyle w:val="Compact"/>
+            </w:pPr>
+            <w:r>
+              <w:t xml:space="preserve">Control-IQ</w:t>
+            </w:r>
+          </w:p>
+        </w:tc>
+        <w:tc>
+          <w:tcPr/>
+          <w:p>
+            <w:pPr>
+              <w:pStyle w:val="Compact"/>
+            </w:pPr>
+            <w:r>
+              <w:t xml:space="preserve">79</w:t>
+            </w:r>
+          </w:p>
+        </w:tc>
+        <w:tc>
+          <w:tcPr/>
+          <w:p>
+            <w:pPr>
+              <w:pStyle w:val="Compact"/>
+            </w:pPr>
+            <w:r>
+              <w:t xml:space="preserve">-8 to -4</w:t>
+            </w:r>
+          </w:p>
+        </w:tc>
+        <w:tc>
+          <w:tcPr/>
+          <w:p>
+            <w:pPr>
+              <w:pStyle w:val="Compact"/>
+            </w:pPr>
+            <w:r>
+              <w:t xml:space="preserve">-5 to -4</w:t>
+            </w:r>
+          </w:p>
+        </w:tc>
+        <w:tc>
+          <w:tcPr/>
+          <w:p>
+            <w:pPr>
+              <w:pStyle w:val="Compact"/>
+            </w:pPr>
+            <w:r>
+              <w:t xml:space="preserve">-</w:t>
+            </w:r>
+          </w:p>
+        </w:tc>
+      </w:tr>
+      <w:tr>
+        <w:tc>
+          <w:tcPr/>
+          <w:p>
+            <w:pPr>
+              <w:pStyle w:val="Compact"/>
+            </w:pPr>
+            <w:r>
+              <w:t xml:space="preserve">DCLP5</w:t>
+            </w:r>
+          </w:p>
+        </w:tc>
+        <w:tc>
+          <w:tcPr/>
+          <w:p>
+            <w:pPr>
+              <w:pStyle w:val="Compact"/>
+            </w:pPr>
+            <w:r>
+              <w:t xml:space="preserve">Control-IQ, 6-13y</w:t>
+            </w:r>
+          </w:p>
+        </w:tc>
+        <w:tc>
+          <w:tcPr/>
+          <w:p>
+            <w:pPr>
+              <w:pStyle w:val="Compact"/>
+            </w:pPr>
+            <w:r>
+              <w:t xml:space="preserve">38</w:t>
+            </w:r>
+          </w:p>
+        </w:tc>
+        <w:tc>
+          <w:tcPr/>
+          <w:p>
+            <w:pPr>
+              <w:pStyle w:val="Compact"/>
+            </w:pPr>
+            <w:r>
+              <w:t xml:space="preserve">-7</w:t>
+            </w:r>
+          </w:p>
+        </w:tc>
+        <w:tc>
+          <w:tcPr/>
+          <w:p>
+            <w:pPr>
+              <w:pStyle w:val="Compact"/>
+            </w:pPr>
+            <w:r>
+              <w:t xml:space="preserve">-9</w:t>
+            </w:r>
+          </w:p>
+        </w:tc>
+        <w:tc>
+          <w:tcPr/>
+          <w:p>
+            <w:pPr>
+              <w:pStyle w:val="Compact"/>
+            </w:pPr>
+            <w:r>
+              <w:t xml:space="preserve">68</w:t>
+            </w:r>
+          </w:p>
+        </w:tc>
+      </w:tr>
+      <w:tr>
+        <w:tc>
+          <w:tcPr/>
+          <w:p>
+            <w:pPr>
+              <w:pStyle w:val="Compact"/>
+            </w:pPr>
+            <w:r>
+              <w:t xml:space="preserve">PEDAP</w:t>
+            </w:r>
+          </w:p>
+        </w:tc>
+        <w:tc>
+          <w:tcPr/>
+          <w:p>
+            <w:pPr>
+              <w:pStyle w:val="Compact"/>
+            </w:pPr>
+            <w:r>
+              <w:t xml:space="preserve">Control-IQ, 2-5y</w:t>
+            </w:r>
+          </w:p>
+        </w:tc>
+        <w:tc>
+          <w:tcPr/>
+          <w:p>
+            <w:pPr>
+              <w:pStyle w:val="Compact"/>
+            </w:pPr>
+            <w:r>
+              <w:t xml:space="preserve">50</w:t>
+            </w:r>
+          </w:p>
+        </w:tc>
+        <w:tc>
+          <w:tcPr/>
+          <w:p>
+            <w:pPr>
+              <w:pStyle w:val="Compact"/>
+            </w:pPr>
+            <w:r>
+              <w:t xml:space="preserve">-6</w:t>
+            </w:r>
+          </w:p>
+        </w:tc>
+        <w:tc>
+          <w:tcPr/>
+          <w:p>
+            <w:pPr>
+              <w:pStyle w:val="Compact"/>
+            </w:pPr>
+            <w:r>
+              <w:t xml:space="preserve">-11</w:t>
+            </w:r>
+          </w:p>
+        </w:tc>
+        <w:tc>
+          <w:tcPr/>
+          <w:p>
+            <w:pPr>
+              <w:pStyle w:val="Compact"/>
+            </w:pPr>
+            <w:r>
+              <w:t xml:space="preserve">161</w:t>
+            </w:r>
+          </w:p>
+        </w:tc>
+      </w:tr>
+    </w:tbl>
     <w:p>
       <w:pPr>
         <w:pStyle w:val="BodyText"/>
       </w:pPr>
       <w:r>
-        <w:t xml:space="preserve">One thing survives, because a common multiplier cannot change it. The measured</w:t>
-      </w:r>
-      <w:r>
-        <w:t xml:space="preserve"> </w:t>
-      </w:r>
-      <w:r>
-        <w:t xml:space="preserve">constant does not drift with daily dose: slope +0.106, interval -0.026 to +0.241.</w:t>
-      </w:r>
-      <w:r>
-        <w:t xml:space="preserve"> </w:t>
-      </w:r>
-      <w:r>
-        <w:t xml:space="preserve">A single sensitivity constant does fit across the dose range, which is the part of</w:t>
-      </w:r>
-      <w:r>
-        <w:t xml:space="preserve"> </w:t>
-      </w:r>
-      <w:r>
-        <w:t xml:space="preserve">Walsh’s claim this data can settle. What that constant equals, it cannot.</w:t>
+        <w:t xml:space="preserve">Only the open-loop cohort returns anything. The reason sits in the control nights</w:t>
+      </w:r>
+      <w:r>
+        <w:t xml:space="preserve"> </w:t>
+      </w:r>
+      <w:r>
+        <w:t xml:space="preserve">rather than the treated ones. In REPLACE-BG a night with no correction falls 18 to</w:t>
+      </w:r>
+      <w:r>
+        <w:t xml:space="preserve"> </w:t>
+      </w:r>
+      <w:r>
+        <w:t xml:space="preserve">25 mg/dL over four hours; under an algorithm the same night falls 51 to 59 in</w:t>
+      </w:r>
+      <w:r>
+        <w:t xml:space="preserve"> </w:t>
+      </w:r>
+      <w:r>
+        <w:t xml:space="preserve">Loop, and in PEDAP as much as 146 from the highest starting glucose. Those nights</w:t>
+      </w:r>
+      <w:r>
+        <w:t xml:space="preserve"> </w:t>
+      </w:r>
+      <w:r>
+        <w:t xml:space="preserve">were never untreated. The algorithm corrected them through basal and arrived in</w:t>
+      </w:r>
+      <w:r>
+        <w:t xml:space="preserve"> </w:t>
+      </w:r>
+      <w:r>
+        <w:t xml:space="preserve">the same place, so an added bolus has nothing left to do and nothing to measure.</w:t>
       </w:r>
     </w:p>
     <w:p>
@@ -3137,19 +3574,183 @@
         <w:pStyle w:val="BodyText"/>
       </w:pPr>
       <w:r>
-        <w:t xml:space="preserve">Establishing the level would need a fixed correction, no carbohydrate, no</w:t>
-      </w:r>
-      <w:r>
-        <w:t xml:space="preserve"> </w:t>
-      </w:r>
-      <w:r>
-        <w:t xml:space="preserve">algorithm intervening, and glucose watched afterwards. REPLACE-BG is the only</w:t>
-      </w:r>
-      <w:r>
-        <w:t xml:space="preserve"> </w:t>
-      </w:r>
-      <w:r>
-        <w:t xml:space="preserve">cohort here with no algorithm.</w:t>
+        <w:t xml:space="preserve">That is not a limitation of the window design, and conditioning harder does not</w:t>
+      </w:r>
+      <w:r>
+        <w:t xml:space="preserve"> </w:t>
+      </w:r>
+      <w:r>
+        <w:t xml:space="preserve">help. Tightening the match from glucose alone to glucose, slope and the level an</w:t>
+      </w:r>
+      <w:r>
+        <w:t xml:space="preserve"> </w:t>
+      </w:r>
+      <w:r>
+        <w:t xml:space="preserve">hour back moves the Loop estimate from 2.8 to 2.6 mg/dL per unit, a plateau, which</w:t>
+      </w:r>
+      <w:r>
+        <w:t xml:space="preserve"> </w:t>
+      </w:r>
+      <w:r>
+        <w:t xml:space="preserve">rules out error in the reconstructed dose. What remains is that the controller’s</w:t>
+      </w:r>
+      <w:r>
+        <w:t xml:space="preserve"> </w:t>
+      </w:r>
+      <w:r>
+        <w:t xml:space="preserve">dose is tied to need the CGM trace does not show: within an identical trace, the</w:t>
+      </w:r>
+      <w:r>
+        <w:t xml:space="preserve"> </w:t>
+      </w:r>
+      <w:r>
+        <w:t xml:space="preserve">correlation between insulin committed before a window and insulin given during it</w:t>
+      </w:r>
+      <w:r>
+        <w:t xml:space="preserve"> </w:t>
+      </w:r>
+      <w:r>
+        <w:t xml:space="preserve">is 0.054 in REPLACE-BG and 0.447 in Loop. Someone boluses once and goes to sleep,</w:t>
+      </w:r>
+      <w:r>
+        <w:t xml:space="preserve"> </w:t>
+      </w:r>
+      <w:r>
+        <w:t xml:space="preserve">while a controller sampling every five minutes keeps answering something we cannot</w:t>
+      </w:r>
+      <w:r>
+        <w:t xml:space="preserve"> </w:t>
+      </w:r>
+      <w:r>
+        <w:t xml:space="preserve">see. No amount of conditioning on the trace breaks a tie to what is not in it.</w:t>
+      </w:r>
+    </w:p>
+    <w:p>
+      <w:pPr>
+        <w:pStyle w:val="BodyText"/>
+      </w:pPr>
+      <w:r>
+        <w:t xml:space="preserve">In the one cohort where the question can be asked, a unit does 15 to 20 mg/dL</w:t>
+      </w:r>
+      <w:r>
+        <w:t xml:space="preserve"> </w:t>
+      </w:r>
+      <w:r>
+        <w:t xml:space="preserve">overnight against 45 entered. As a constant that is 630 to 840 against 1886. The</w:t>
+      </w:r>
+      <w:r>
+        <w:t xml:space="preserve"> </w:t>
+      </w:r>
+      <w:r>
+        <w:t xml:space="preserve">ratio of measured to entered is 0.39 to 0.50 and it holds across four studies,</w:t>
+      </w:r>
+      <w:r>
+        <w:t xml:space="preserve"> </w:t>
+      </w:r>
+      <w:r>
+        <w:t xml:space="preserve">reproducing the affine relation INV-009 found on oref data with a different cohort</w:t>
+      </w:r>
+      <w:r>
+        <w:t xml:space="preserve"> </w:t>
+      </w:r>
+      <w:r>
+        <w:t xml:space="preserve">and a different estimator.</w:t>
+      </w:r>
+    </w:p>
+    <w:p>
+      <w:pPr>
+        <w:pStyle w:val="BodyText"/>
+      </w:pPr>
+      <w:r>
+        <w:t xml:space="preserve">Three things could produce a ratio near 0.4 and this design cannot separate them:</w:t>
+      </w:r>
+      <w:r>
+        <w:t xml:space="preserve"> </w:t>
+      </w:r>
+      <w:r>
+        <w:t xml:space="preserve">a four-hour window truncating a six-hour insulin tail, people correcting precisely</w:t>
+      </w:r>
+      <w:r>
+        <w:t xml:space="preserve"> </w:t>
+      </w:r>
+      <w:r>
+        <w:t xml:space="preserve">when they expect glucose to stay up, and entered settings being optimistic.</w:t>
+      </w:r>
+      <w:r>
+        <w:t xml:space="preserve"> </w:t>
+      </w:r>
+      <w:r>
+        <w:t xml:space="preserve">Extending the horizon would settle the first.</w:t>
+      </w:r>
+    </w:p>
+    <w:p>
+      <w:pPr>
+        <w:pStyle w:val="BodyText"/>
+      </w:pPr>
+      <w:r>
+        <w:t xml:space="preserve">What does survive is the shape, because a common multiplier cannot change a slope.</w:t>
+      </w:r>
+      <w:r>
+        <w:t xml:space="preserve"> </w:t>
+      </w:r>
+      <w:r>
+        <w:t xml:space="preserve">The measured constant does not drift with daily dose: slope +0.106, interval</w:t>
+      </w:r>
+      <w:r>
+        <w:t xml:space="preserve"> </w:t>
+      </w:r>
+      <w:r>
+        <w:t xml:space="preserve">-0.026 to +0.241. A single constant does fit across the dose range, which is the</w:t>
+      </w:r>
+      <w:r>
+        <w:t xml:space="preserve"> </w:t>
+      </w:r>
+      <w:r>
+        <w:t xml:space="preserve">part of Walsh’s claim this data settles. What that constant equals, it does not.</w:t>
+      </w:r>
+    </w:p>
+    <w:p>
+      <w:pPr>
+        <w:pStyle w:val="BodyText"/>
+      </w:pPr>
+      <w:r>
+        <w:t xml:space="preserve">The practical reading is that these are two quantities and not two estimates of</w:t>
+      </w:r>
+      <w:r>
+        <w:t xml:space="preserve"> </w:t>
+      </w:r>
+      <w:r>
+        <w:t xml:space="preserve">one. A sensitivity factor in a pump is a dosing parameter, and it encodes the</w:t>
+      </w:r>
+      <w:r>
+        <w:t xml:space="preserve"> </w:t>
+      </w:r>
+      <w:r>
+        <w:t xml:space="preserve">whole fall a person expects after a correction, including the part that would have</w:t>
+      </w:r>
+      <w:r>
+        <w:t xml:space="preserve"> </w:t>
+      </w:r>
+      <w:r>
+        <w:t xml:space="preserve">happened anyway. The measurement above deliberately removes that part. Replacing</w:t>
+      </w:r>
+      <w:r>
+        <w:t xml:space="preserve"> </w:t>
+      </w:r>
+      <w:r>
+        <w:t xml:space="preserve">one with the other would multiply correction doses by about two and a half, which</w:t>
+      </w:r>
+      <w:r>
+        <w:t xml:space="preserve"> </w:t>
+      </w:r>
+      <w:r>
+        <w:t xml:space="preserve">is why the entered constant remains the number to set and the measured one remains</w:t>
+      </w:r>
+      <w:r>
+        <w:t xml:space="preserve"> </w:t>
+      </w:r>
+      <w:r>
+        <w:t xml:space="preserve">the number that describes physiology.</w:t>
       </w:r>
     </w:p>
     <w:bookmarkEnd w:id="16"/>

--- a/docs/Updated-Constants-From-Data-Analysis-2026-08-26.docx
+++ b/docs/Updated-Constants-From-Data-Analysis-2026-08-26.docx
@@ -3630,31 +3630,13 @@
         <w:pStyle w:val="BodyText"/>
       </w:pPr>
       <w:r>
-        <w:t xml:space="preserve">In the one cohort where the question can be asked, a unit does 15 to 20 mg/dL</w:t>
-      </w:r>
-      <w:r>
-        <w:t xml:space="preserve"> </w:t>
-      </w:r>
-      <w:r>
-        <w:t xml:space="preserve">overnight against 45 entered. As a constant that is 630 to 840 against 1886. The</w:t>
-      </w:r>
-      <w:r>
-        <w:t xml:space="preserve"> </w:t>
-      </w:r>
-      <w:r>
-        <w:t xml:space="preserve">ratio of measured to entered is 0.39 to 0.50 and it holds across four studies,</w:t>
-      </w:r>
-      <w:r>
-        <w:t xml:space="preserve"> </w:t>
-      </w:r>
-      <w:r>
-        <w:t xml:space="preserve">reproducing the affine relation INV-009 found on oref data with a different cohort</w:t>
-      </w:r>
-      <w:r>
-        <w:t xml:space="preserve"> </w:t>
-      </w:r>
-      <w:r>
-        <w:t xml:space="preserve">and a different estimator.</w:t>
+        <w:t xml:space="preserve">In the one cohort where that contrast works, a unit does 15 to 20 mg/dL overnight</w:t>
+      </w:r>
+      <w:r>
+        <w:t xml:space="preserve"> </w:t>
+      </w:r>
+      <w:r>
+        <w:t xml:space="preserve">against 45 entered, a constant of 630 to 840 against 1886.</w:t>
       </w:r>
     </w:p>
     <w:p>
@@ -3662,25 +3644,37 @@
         <w:pStyle w:val="BodyText"/>
       </w:pPr>
       <w:r>
-        <w:t xml:space="preserve">Three things could produce a ratio near 0.4 and this design cannot separate them:</w:t>
-      </w:r>
-      <w:r>
-        <w:t xml:space="preserve"> </w:t>
-      </w:r>
-      <w:r>
-        <w:t xml:space="preserve">a four-hour window truncating a six-hour insulin tail, people correcting precisely</w:t>
-      </w:r>
-      <w:r>
-        <w:t xml:space="preserve"> </w:t>
-      </w:r>
-      <w:r>
-        <w:t xml:space="preserve">when they expect glucose to stay up, and entered settings being optimistic.</w:t>
-      </w:r>
-      <w:r>
-        <w:t xml:space="preserve"> </w:t>
-      </w:r>
-      <w:r>
-        <w:t xml:space="preserve">Extending the horizon would settle the first.</w:t>
+        <w:t xml:space="preserve">The matched contrast is not the only route, and the other one covers everybody.</w:t>
+      </w:r>
+      <w:r>
+        <w:t xml:space="preserve"> </w:t>
+      </w:r>
+      <w:r>
+        <w:t xml:space="preserve">Fitting ISF = K / TDD^b to predict the overnight fall on periods the fit never saw,</w:t>
+      </w:r>
+      <w:r>
+        <w:t xml:space="preserve"> </w:t>
+      </w:r>
+      <w:r>
+        <w:t xml:space="preserve">with a per-person intercept, gives K = 880 with an interval of 844 to 918 across</w:t>
+      </w:r>
+      <w:r>
+        <w:t xml:space="preserve"> </w:t>
+      </w:r>
+      <w:r>
+        <w:t xml:space="preserve">1,613 people at Walsh’s exponent of 1.0, and 616 at the best-fitting 0.90. The</w:t>
+      </w:r>
+      <w:r>
+        <w:t xml:space="preserve"> </w:t>
+      </w:r>
+      <w:r>
+        <w:t xml:space="preserve">difference between those two exponents is 0.02 mg/dL of held-out error, so the</w:t>
+      </w:r>
+      <w:r>
+        <w:t xml:space="preserve"> </w:t>
+      </w:r>
+      <w:r>
+        <w:t xml:space="preserve">inverse-proportional form costs nothing here and can be kept.</w:t>
       </w:r>
     </w:p>
     <w:p>
@@ -3688,25 +3682,101 @@
         <w:pStyle w:val="BodyText"/>
       </w:pPr>
       <w:r>
-        <w:t xml:space="preserve">What does survive is the shape, because a common multiplier cannot change a slope.</w:t>
-      </w:r>
-      <w:r>
-        <w:t xml:space="preserve"> </w:t>
-      </w:r>
-      <w:r>
-        <w:t xml:space="preserve">The measured constant does not drift with daily dose: slope +0.106, interval</w:t>
-      </w:r>
-      <w:r>
-        <w:t xml:space="preserve"> </w:t>
-      </w:r>
-      <w:r>
-        <w:t xml:space="preserve">-0.026 to +0.241. A single constant does fit across the dose range, which is the</w:t>
-      </w:r>
-      <w:r>
-        <w:t xml:space="preserve"> </w:t>
-      </w:r>
-      <w:r>
-        <w:t xml:space="preserve">part of Walsh’s claim this data settles. What that constant equals, it does not.</w:t>
+        <w:t xml:space="preserve">So the constant from observational data is 880, which is 46% of the 1915 adults</w:t>
+      </w:r>
+      <w:r>
+        <w:t xml:space="preserve"> </w:t>
+      </w:r>
+      <w:r>
+        <w:t xml:space="preserve">enter. The ratio of measured to entered runs 0.39 to 0.50 by every route taken,</w:t>
+      </w:r>
+      <w:r>
+        <w:t xml:space="preserve"> </w:t>
+      </w:r>
+      <w:r>
+        <w:t xml:space="preserve">and the open-loop cohort’s predictive constant of 423 agrees with its matched</w:t>
+      </w:r>
+      <w:r>
+        <w:t xml:space="preserve"> </w:t>
+      </w:r>
+      <w:r>
+        <w:t xml:space="preserve">estimate of 399, which is the one place two independent methods can be checked</w:t>
+      </w:r>
+      <w:r>
+        <w:t xml:space="preserve"> </w:t>
+      </w:r>
+      <w:r>
+        <w:t xml:space="preserve">against each other.</w:t>
+      </w:r>
+    </w:p>
+    <w:p>
+      <w:pPr>
+        <w:pStyle w:val="BodyText"/>
+      </w:pPr>
+      <w:r>
+        <w:t xml:space="preserve">The gap is a difference of quantity rather than an error in either number. The fit</w:t>
+      </w:r>
+      <w:r>
+        <w:t xml:space="preserve"> </w:t>
+      </w:r>
+      <w:r>
+        <w:t xml:space="preserve">gives every person an intercept, so 880 is the marginal fall per unit against that</w:t>
+      </w:r>
+      <w:r>
+        <w:t xml:space="preserve"> </w:t>
+      </w:r>
+      <w:r>
+        <w:t xml:space="preserve">person’s own baseline. A settings file encodes the whole expected fall, and part of</w:t>
+      </w:r>
+      <w:r>
+        <w:t xml:space="preserve"> </w:t>
+      </w:r>
+      <w:r>
+        <w:t xml:space="preserve">it happens without insulin: 21 to 30 mg/dL over four hours at 150 to 250 mg/dL with</w:t>
+      </w:r>
+      <w:r>
+        <w:t xml:space="preserve"> </w:t>
+      </w:r>
+      <w:r>
+        <w:t xml:space="preserve">nothing given. Comparing 880 to 1700 without saying that is comparing a marginal</w:t>
+      </w:r>
+      <w:r>
+        <w:t xml:space="preserve"> </w:t>
+      </w:r>
+      <w:r>
+        <w:t xml:space="preserve">quantity to a total one.</w:t>
+      </w:r>
+    </w:p>
+    <w:p>
+      <w:pPr>
+        <w:pStyle w:val="BodyText"/>
+      </w:pPr>
+      <w:r>
+        <w:t xml:space="preserve">A single universal constant is not supported. At a fixed exponent it spans 423 to</w:t>
+      </w:r>
+      <w:r>
+        <w:t xml:space="preserve"> </w:t>
+      </w:r>
+      <w:r>
+        <w:t xml:space="preserve">1433 between cohorts and the best exponent spans 0.50 to 1.10. An earlier version</w:t>
+      </w:r>
+      <w:r>
+        <w:t xml:space="preserve"> </w:t>
+      </w:r>
+      <w:r>
+        <w:t xml:space="preserve">of this note claimed the opposite, from a slope of +0.106 fitted only to people</w:t>
+      </w:r>
+      <w:r>
+        <w:t xml:space="preserve"> </w:t>
+      </w:r>
+      <w:r>
+        <w:t xml:space="preserve">whose measured sensitivity came out positive and pooled across cohorts whose bias</w:t>
+      </w:r>
+      <w:r>
+        <w:t xml:space="preserve"> </w:t>
+      </w:r>
+      <w:r>
+        <w:t xml:space="preserve">differs. That claim is withdrawn.</w:t>
       </w:r>
     </w:p>
     <w:p>

--- a/docs/Updated-Constants-From-Data-Analysis-2026-08-26.docx
+++ b/docs/Updated-Constants-From-Data-Analysis-2026-08-26.docx
@@ -112,7 +112,7 @@
           <w:b/>
           <w:bCs/>
         </w:rPr>
-        <w:t xml:space="preserve">sensitivity constant is nearer right for adults than for children and wrong for</w:t>
+        <w:t xml:space="preserve">sensitivity constant describes what a correction does better than it describes</w:t>
       </w:r>
       <w:r>
         <w:rPr>
@@ -126,28 +126,34 @@
           <w:b/>
           <w:bCs/>
         </w:rPr>
-        <w:t xml:space="preserve">both</w:t>
-      </w:r>
-      <w:r>
-        <w:t xml:space="preserve">, and the pooled figures everyone quotes, the May analysis included, are</w:t>
-      </w:r>
-      <w:r>
-        <w:t xml:space="preserve"> </w:t>
-      </w:r>
-      <w:r>
-        <w:t xml:space="preserve">driven by which ages happen to be in the sample. In adults it is out by 13% and</w:t>
-      </w:r>
-      <w:r>
-        <w:t xml:space="preserve"> </w:t>
-      </w:r>
-      <w:r>
-        <w:t xml:space="preserve">in children by 41%, in the same direction; the carb ratio rule misses by a fifth</w:t>
-      </w:r>
-      <w:r>
-        <w:t xml:space="preserve"> </w:t>
-      </w:r>
-      <w:r>
-        <w:t xml:space="preserve">at every age; only the basal rule holds.</w:t>
+        <w:t xml:space="preserve">what people enter</w:t>
+      </w:r>
+      <w:r>
+        <w:t xml:space="preserve">, and the pooled entered figures everyone quotes, the May</w:t>
+      </w:r>
+      <w:r>
+        <w:t xml:space="preserve"> </w:t>
+      </w:r>
+      <w:r>
+        <w:t xml:space="preserve">analysis included, are driven by which ages happen to be in the sample. Measured</w:t>
+      </w:r>
+      <w:r>
+        <w:t xml:space="preserve"> </w:t>
+      </w:r>
+      <w:r>
+        <w:t xml:space="preserve">at 1558 the interval covers 1700; entered it is 1915 in adults and 2390 in</w:t>
+      </w:r>
+      <w:r>
+        <w:t xml:space="preserve"> </w:t>
+      </w:r>
+      <w:r>
+        <w:t xml:space="preserve">children. The carb ratio rule misses by a fifth however it is measured. The basal</w:t>
+      </w:r>
+      <w:r>
+        <w:t xml:space="preserve"> </w:t>
+      </w:r>
+      <w:r>
+        <w:t xml:space="preserve">rule holds where nothing is adjusting delivery.</w:t>
       </w:r>
     </w:p>
     <w:bookmarkEnd w:id="9"/>
@@ -3644,69 +3650,284 @@
         <w:pStyle w:val="BodyText"/>
       </w:pPr>
       <w:r>
-        <w:t xml:space="preserve">The matched contrast is not the only route, and the other one covers everybody.</w:t>
-      </w:r>
-      <w:r>
-        <w:t xml:space="preserve"> </w:t>
-      </w:r>
-      <w:r>
-        <w:t xml:space="preserve">Fitting ISF = K / TDD^b to predict the overnight fall on periods the fit never saw,</w:t>
-      </w:r>
-      <w:r>
-        <w:t xml:space="preserve"> </w:t>
-      </w:r>
-      <w:r>
-        <w:t xml:space="preserve">with a per-person intercept, gives K = 880 with an interval of 844 to 918 across</w:t>
-      </w:r>
-      <w:r>
-        <w:t xml:space="preserve"> </w:t>
-      </w:r>
-      <w:r>
-        <w:t xml:space="preserve">1,613 people at Walsh’s exponent of 1.0, and 616 at the best-fitting 0.90. The</w:t>
-      </w:r>
-      <w:r>
-        <w:t xml:space="preserve"> </w:t>
-      </w:r>
-      <w:r>
-        <w:t xml:space="preserve">difference between those two exponents is 0.02 mg/dL of held-out error, so the</w:t>
-      </w:r>
-      <w:r>
-        <w:t xml:space="preserve"> </w:t>
-      </w:r>
-      <w:r>
-        <w:t xml:space="preserve">inverse-proportional form costs nothing here and can be kept.</w:t>
-      </w:r>
-    </w:p>
+        <w:t xml:space="preserve">The matched contrast is not the only route. What a settings file claims is narrow</w:t>
+      </w:r>
+      <w:r>
+        <w:t xml:space="preserve"> </w:t>
+      </w:r>
+      <w:r>
+        <w:t xml:space="preserve">and can be measured head on: give a correction, wait, and see how far glucose</w:t>
+      </w:r>
+      <w:r>
+        <w:t xml:space="preserve"> </w:t>
+      </w:r>
+      <w:r>
+        <w:t xml:space="preserve">fell per unit given. Isolated overnight corrections of at least 1 U from 150 to</w:t>
+      </w:r>
+      <w:r>
+        <w:t xml:space="preserve"> </w:t>
+      </w:r>
+      <w:r>
+        <w:t xml:space="preserve">300 mg/dL, with a six-hour window so a six-hour insulin model has finished inside</w:t>
+      </w:r>
+      <w:r>
+        <w:t xml:space="preserve"> </w:t>
+      </w:r>
+      <w:r>
+        <w:t xml:space="preserve">the observation:</w:t>
+      </w:r>
+    </w:p>
+    <w:tbl>
+      <w:tblPr>
+        <w:tblStyle w:val="Table"/>
+        <w:tblW w:type="pct" w:w="5000"/>
+        <w:tblLayout w:type="fixed"/>
+        <w:tblLook w:firstRow="1" w:lastRow="0" w:firstColumn="0" w:lastColumn="0" w:noHBand="0" w:noVBand="0" w:val="0020"/>
+      </w:tblPr>
+      <w:tblGrid>
+        <w:gridCol w:w="1320"/>
+        <w:gridCol w:w="1320"/>
+        <w:gridCol w:w="1320"/>
+        <w:gridCol w:w="1320"/>
+        <w:gridCol w:w="1320"/>
+        <w:gridCol w:w="1320"/>
+      </w:tblGrid>
+      <w:tr>
+        <w:trPr>
+          <w:tblHeader w:val="on"/>
+        </w:trPr>
+        <w:tc>
+          <w:tcPr/>
+          <w:p>
+            <w:pPr>
+              <w:pStyle w:val="Compact"/>
+            </w:pPr>
+            <w:r>
+              <w:t xml:space="preserve">Cohort</w:t>
+            </w:r>
+          </w:p>
+        </w:tc>
+        <w:tc>
+          <w:tcPr/>
+          <w:p>
+            <w:pPr>
+              <w:pStyle w:val="Compact"/>
+            </w:pPr>
+            <w:r>
+              <w:t xml:space="preserve">People</w:t>
+            </w:r>
+          </w:p>
+        </w:tc>
+        <w:tc>
+          <w:tcPr/>
+          <w:p>
+            <w:pPr>
+              <w:pStyle w:val="Compact"/>
+            </w:pPr>
+            <w:r>
+              <w:t xml:space="preserve">Nights</w:t>
+            </w:r>
+          </w:p>
+        </w:tc>
+        <w:tc>
+          <w:tcPr/>
+          <w:p>
+            <w:pPr>
+              <w:pStyle w:val="Compact"/>
+            </w:pPr>
+            <w:r>
+              <w:t xml:space="preserve">Fall per unit</w:t>
+            </w:r>
+          </w:p>
+        </w:tc>
+        <w:tc>
+          <w:tcPr/>
+          <w:p>
+            <w:pPr>
+              <w:pStyle w:val="Compact"/>
+            </w:pPr>
+            <w:r>
+              <w:t xml:space="preserve">Constant</w:t>
+            </w:r>
+          </w:p>
+        </w:tc>
+        <w:tc>
+          <w:tcPr/>
+          <w:p>
+            <w:pPr>
+              <w:pStyle w:val="Compact"/>
+            </w:pPr>
+            <w:r>
+              <w:t xml:space="preserve">95% interval</w:t>
+            </w:r>
+          </w:p>
+        </w:tc>
+      </w:tr>
+      <w:tr>
+        <w:tc>
+          <w:tcPr/>
+          <w:p>
+            <w:pPr>
+              <w:pStyle w:val="Compact"/>
+            </w:pPr>
+            <w:r>
+              <w:t xml:space="preserve">REPLACE-BG, open loop</w:t>
+            </w:r>
+          </w:p>
+        </w:tc>
+        <w:tc>
+          <w:tcPr/>
+          <w:p>
+            <w:pPr>
+              <w:pStyle w:val="Compact"/>
+            </w:pPr>
+            <w:r>
+              <w:t xml:space="preserve">78</w:t>
+            </w:r>
+          </w:p>
+        </w:tc>
+        <w:tc>
+          <w:tcPr/>
+          <w:p>
+            <w:pPr>
+              <w:pStyle w:val="Compact"/>
+            </w:pPr>
+            <w:r>
+              <w:t xml:space="preserve">422</w:t>
+            </w:r>
+          </w:p>
+        </w:tc>
+        <w:tc>
+          <w:tcPr/>
+          <w:p>
+            <w:pPr>
+              <w:pStyle w:val="Compact"/>
+            </w:pPr>
+            <w:r>
+              <w:t xml:space="preserve">31.6 mg/dL</w:t>
+            </w:r>
+          </w:p>
+        </w:tc>
+        <w:tc>
+          <w:tcPr/>
+          <w:p>
+            <w:pPr>
+              <w:pStyle w:val="Compact"/>
+            </w:pPr>
+            <w:r>
+              <w:rPr>
+                <w:b/>
+                <w:bCs/>
+              </w:rPr>
+              <w:t xml:space="preserve">1558</w:t>
+            </w:r>
+          </w:p>
+        </w:tc>
+        <w:tc>
+          <w:tcPr/>
+          <w:p>
+            <w:pPr>
+              <w:pStyle w:val="Compact"/>
+            </w:pPr>
+            <w:r>
+              <w:t xml:space="preserve">1319 to 1737</w:t>
+            </w:r>
+          </w:p>
+        </w:tc>
+      </w:tr>
+      <w:tr>
+        <w:tc>
+          <w:tcPr/>
+          <w:p>
+            <w:pPr>
+              <w:pStyle w:val="Compact"/>
+            </w:pPr>
+            <w:r>
+              <w:t xml:space="preserve">Loop, DIY closed loop</w:t>
+            </w:r>
+          </w:p>
+        </w:tc>
+        <w:tc>
+          <w:tcPr/>
+          <w:p>
+            <w:pPr>
+              <w:pStyle w:val="Compact"/>
+            </w:pPr>
+            <w:r>
+              <w:t xml:space="preserve">80</w:t>
+            </w:r>
+          </w:p>
+        </w:tc>
+        <w:tc>
+          <w:tcPr/>
+          <w:p>
+            <w:pPr>
+              <w:pStyle w:val="Compact"/>
+            </w:pPr>
+            <w:r>
+              <w:t xml:space="preserve">365</w:t>
+            </w:r>
+          </w:p>
+        </w:tc>
+        <w:tc>
+          <w:tcPr/>
+          <w:p>
+            <w:pPr>
+              <w:pStyle w:val="Compact"/>
+            </w:pPr>
+            <w:r>
+              <w:t xml:space="preserve">42.0 mg/dL</w:t>
+            </w:r>
+          </w:p>
+        </w:tc>
+        <w:tc>
+          <w:tcPr/>
+          <w:p>
+            <w:pPr>
+              <w:pStyle w:val="Compact"/>
+            </w:pPr>
+            <w:r>
+              <w:t xml:space="preserve">1947</w:t>
+            </w:r>
+          </w:p>
+        </w:tc>
+        <w:tc>
+          <w:tcPr/>
+          <w:p>
+            <w:pPr>
+              <w:pStyle w:val="Compact"/>
+            </w:pPr>
+            <w:r>
+              <w:t xml:space="preserve">1660 to 2249</w:t>
+            </w:r>
+          </w:p>
+        </w:tc>
+      </w:tr>
+    </w:tbl>
     <w:p>
       <w:pPr>
         <w:pStyle w:val="BodyText"/>
       </w:pPr>
       <w:r>
-        <w:t xml:space="preserve">So the constant from observational data is 880, which is 46% of the 1915 adults</w:t>
-      </w:r>
-      <w:r>
-        <w:t xml:space="preserve"> </w:t>
-      </w:r>
-      <w:r>
-        <w:t xml:space="preserve">enter. The ratio of measured to entered runs 0.39 to 0.50 by every route taken,</w:t>
-      </w:r>
-      <w:r>
-        <w:t xml:space="preserve"> </w:t>
-      </w:r>
-      <w:r>
-        <w:t xml:space="preserve">and the open-loop cohort’s predictive constant of 423 agrees with its matched</w:t>
-      </w:r>
-      <w:r>
-        <w:t xml:space="preserve"> </w:t>
-      </w:r>
-      <w:r>
-        <w:t xml:space="preserve">estimate of 399, which is the one place two independent methods can be checked</w:t>
-      </w:r>
-      <w:r>
-        <w:t xml:space="preserve"> </w:t>
-      </w:r>
-      <w:r>
-        <w:t xml:space="preserve">against each other.</w:t>
+        <w:t xml:space="preserve">REPLACE-BG is the one to read, because nothing but the person’s own correction and</w:t>
+      </w:r>
+      <w:r>
+        <w:t xml:space="preserve"> </w:t>
+      </w:r>
+      <w:r>
+        <w:t xml:space="preserve">their programmed basal is acting. Its interval covers Walsh’s 1700 and sits below</w:t>
+      </w:r>
+      <w:r>
+        <w:t xml:space="preserve"> </w:t>
+      </w:r>
+      <w:r>
+        <w:t xml:space="preserve">the 1915 people enter. So a correction delivers slightly more than the setting</w:t>
+      </w:r>
+      <w:r>
+        <w:t xml:space="preserve"> </w:t>
+      </w:r>
+      <w:r>
+        <w:t xml:space="preserve">predicts, and entered settings are a little weak rather than badly wrong.</w:t>
       </w:r>
     </w:p>
     <w:p>
@@ -3714,37 +3935,19 @@
         <w:pStyle w:val="BodyText"/>
       </w:pPr>
       <w:r>
-        <w:t xml:space="preserve">The gap is a difference of quantity rather than an error in either number. The fit</w:t>
-      </w:r>
-      <w:r>
-        <w:t xml:space="preserve"> </w:t>
-      </w:r>
-      <w:r>
-        <w:t xml:space="preserve">gives every person an intercept, so 880 is the marginal fall per unit against that</w:t>
-      </w:r>
-      <w:r>
-        <w:t xml:space="preserve"> </w:t>
-      </w:r>
-      <w:r>
-        <w:t xml:space="preserve">person’s own baseline. A settings file encodes the whole expected fall, and part of</w:t>
-      </w:r>
-      <w:r>
-        <w:t xml:space="preserve"> </w:t>
-      </w:r>
-      <w:r>
-        <w:t xml:space="preserve">it happens without insulin: 21 to 30 mg/dL over four hours at 150 to 250 mg/dL with</w:t>
-      </w:r>
-      <w:r>
-        <w:t xml:space="preserve"> </w:t>
-      </w:r>
-      <w:r>
-        <w:t xml:space="preserve">nothing given. Comparing 880 to 1700 without saying that is comparing a marginal</w:t>
-      </w:r>
-      <w:r>
-        <w:t xml:space="preserve"> </w:t>
-      </w:r>
-      <w:r>
-        <w:t xml:space="preserve">quantity to a total one.</w:t>
+        <w:t xml:space="preserve">The Loop figure is higher because the algorithm keeps working through the window,</w:t>
+      </w:r>
+      <w:r>
+        <w:t xml:space="preserve"> </w:t>
+      </w:r>
+      <w:r>
+        <w:t xml:space="preserve">so part of that fall is the controller rather than the bolus. It is not a</w:t>
+      </w:r>
+      <w:r>
+        <w:t xml:space="preserve"> </w:t>
+      </w:r>
+      <w:r>
+        <w:t xml:space="preserve">sensitivity.</w:t>
       </w:r>
     </w:p>
     <w:p>
@@ -3752,31 +3955,55 @@
         <w:pStyle w:val="BodyText"/>
       </w:pPr>
       <w:r>
-        <w:t xml:space="preserve">A single universal constant is not supported. At a fixed exponent it spans 423 to</w:t>
-      </w:r>
-      <w:r>
-        <w:t xml:space="preserve"> </w:t>
-      </w:r>
-      <w:r>
-        <w:t xml:space="preserve">1433 between cohorts and the best exponent spans 0.50 to 1.10. An earlier version</w:t>
-      </w:r>
-      <w:r>
-        <w:t xml:space="preserve"> </w:t>
-      </w:r>
-      <w:r>
-        <w:t xml:space="preserve">of this note claimed the opposite, from a slope of +0.106 fitted only to people</w:t>
-      </w:r>
-      <w:r>
-        <w:t xml:space="preserve"> </w:t>
-      </w:r>
-      <w:r>
-        <w:t xml:space="preserve">whose measured sensitivity came out positive and pooled across cohorts whose bias</w:t>
-      </w:r>
-      <w:r>
-        <w:t xml:space="preserve"> </w:t>
-      </w:r>
-      <w:r>
-        <w:t xml:space="preserve">differs. That claim is withdrawn.</w:t>
+        <w:t xml:space="preserve">Two earlier attempts at this are withdrawn. One regressed per-person sensitivity on</w:t>
+      </w:r>
+      <w:r>
+        <w:t xml:space="preserve"> </w:t>
+      </w:r>
+      <w:r>
+        <w:t xml:space="preserve">daily dose and reported a slope of +0.106 as evidence that one constant fits the</w:t>
+      </w:r>
+      <w:r>
+        <w:t xml:space="preserve"> </w:t>
+      </w:r>
+      <w:r>
+        <w:t xml:space="preserve">dose range; it was fitted only to people whose measured sensitivity came out</w:t>
+      </w:r>
+      <w:r>
+        <w:t xml:space="preserve"> </w:t>
+      </w:r>
+      <w:r>
+        <w:t xml:space="preserve">positive and pooled cohorts whose bias differs. The other fitted a predictive law</w:t>
+      </w:r>
+      <w:r>
+        <w:t xml:space="preserve"> </w:t>
+      </w:r>
+      <w:r>
+        <w:t xml:space="preserve">and reported 880. Its exposure was insulin committed before the window, which</w:t>
+      </w:r>
+      <w:r>
+        <w:t xml:space="preserve"> </w:t>
+      </w:r>
+      <w:r>
+        <w:t xml:space="preserve">excludes the correction: on a correction night only 22 to 29% of the action is</w:t>
+      </w:r>
+      <w:r>
+        <w:t xml:space="preserve"> </w:t>
+      </w:r>
+      <w:r>
+        <w:t xml:space="preserve">pre-window and the rest is basal tail, so 880 was the effect of the basal tail.</w:t>
+      </w:r>
+      <w:r>
+        <w:t xml:space="preserve"> </w:t>
+      </w:r>
+      <w:r>
+        <w:t xml:space="preserve">Refitting on total action gives 355 and is no better, because overnight most of</w:t>
+      </w:r>
+      <w:r>
+        <w:t xml:space="preserve"> </w:t>
+      </w:r>
+      <w:r>
+        <w:t xml:space="preserve">that is basal too, and basal holds glucose level rather than lowering it.</w:t>
       </w:r>
     </w:p>
     <w:p>
@@ -3784,43 +4011,19 @@
         <w:pStyle w:val="BodyText"/>
       </w:pPr>
       <w:r>
-        <w:t xml:space="preserve">The practical reading is that these are two quantities and not two estimates of</w:t>
-      </w:r>
-      <w:r>
-        <w:t xml:space="preserve"> </w:t>
-      </w:r>
-      <w:r>
-        <w:t xml:space="preserve">one. A sensitivity factor in a pump is a dosing parameter, and it encodes the</w:t>
-      </w:r>
-      <w:r>
-        <w:t xml:space="preserve"> </w:t>
-      </w:r>
-      <w:r>
-        <w:t xml:space="preserve">whole fall a person expects after a correction, including the part that would have</w:t>
-      </w:r>
-      <w:r>
-        <w:t xml:space="preserve"> </w:t>
-      </w:r>
-      <w:r>
-        <w:t xml:space="preserve">happened anyway. The measurement above deliberately removes that part. Replacing</w:t>
-      </w:r>
-      <w:r>
-        <w:t xml:space="preserve"> </w:t>
-      </w:r>
-      <w:r>
-        <w:t xml:space="preserve">one with the other would multiply correction doses by about two and a half, which</w:t>
-      </w:r>
-      <w:r>
-        <w:t xml:space="preserve"> </w:t>
-      </w:r>
-      <w:r>
-        <w:t xml:space="preserve">is why the entered constant remains the number to set and the measured one remains</w:t>
-      </w:r>
-      <w:r>
-        <w:t xml:space="preserve"> </w:t>
-      </w:r>
-      <w:r>
-        <w:t xml:space="preserve">the number that describes physiology.</w:t>
+        <w:t xml:space="preserve">The four-hour horizon was tested rather than assumed. Rebuilding every window at</w:t>
+      </w:r>
+      <w:r>
+        <w:t xml:space="preserve"> </w:t>
+      </w:r>
+      <w:r>
+        <w:t xml:space="preserve">six hours moved the pooled fitted constant from 880 to 874, so truncation was not</w:t>
+      </w:r>
+      <w:r>
+        <w:t xml:space="preserve"> </w:t>
+      </w:r>
+      <w:r>
+        <w:t xml:space="preserve">the problem.</w:t>
       </w:r>
     </w:p>
     <w:bookmarkEnd w:id="16"/>

--- a/docs/Updated-Constants-From-Data-Analysis-2026-08-26.docx
+++ b/docs/Updated-Constants-From-Data-Analysis-2026-08-26.docx
@@ -141,13 +141,13 @@
         <w:t xml:space="preserve"> </w:t>
       </w:r>
       <w:r>
-        <w:t xml:space="preserve">at 1558 the interval covers 1700; entered it is 1915 in adults and 2390 in</w:t>
-      </w:r>
-      <w:r>
-        <w:t xml:space="preserve"> </w:t>
-      </w:r>
-      <w:r>
-        <w:t xml:space="preserve">children. The carb ratio rule misses by a fifth however it is measured. The basal</w:t>
+        <w:t xml:space="preserve">at 1483 the interval covers 1700; entered it is 1915 in adults and 2390 in</w:t>
+      </w:r>
+      <w:r>
+        <w:t xml:space="preserve"> </w:t>
+      </w:r>
+      <w:r>
+        <w:t xml:space="preserve">children, and measurement puts the child-to-adult ratio nearer 1.6 than 1.25. The carb ratio rule misses by a fifth however it is measured. The basal</w:t>
       </w:r>
       <w:r>
         <w:t xml:space="preserve"> </w:t>
@@ -3685,12 +3685,13 @@
         <w:tblLook w:firstRow="1" w:lastRow="0" w:firstColumn="0" w:lastColumn="0" w:noHBand="0" w:noVBand="0" w:val="0020"/>
       </w:tblPr>
       <w:tblGrid>
-        <w:gridCol w:w="1320"/>
-        <w:gridCol w:w="1320"/>
-        <w:gridCol w:w="1320"/>
-        <w:gridCol w:w="1320"/>
-        <w:gridCol w:w="1320"/>
-        <w:gridCol w:w="1320"/>
+        <w:gridCol w:w="1131"/>
+        <w:gridCol w:w="1131"/>
+        <w:gridCol w:w="1131"/>
+        <w:gridCol w:w="1131"/>
+        <w:gridCol w:w="1131"/>
+        <w:gridCol w:w="1131"/>
+        <w:gridCol w:w="1131"/>
       </w:tblGrid>
       <w:tr>
         <w:trPr>
@@ -3714,6 +3715,17 @@
               <w:pStyle w:val="Compact"/>
             </w:pPr>
             <w:r>
+              <w:t xml:space="preserve">Ages</w:t>
+            </w:r>
+          </w:p>
+        </w:tc>
+        <w:tc>
+          <w:tcPr/>
+          <w:p>
+            <w:pPr>
+              <w:pStyle w:val="Compact"/>
+            </w:pPr>
+            <w:r>
               <w:t xml:space="preserve">People</w:t>
             </w:r>
           </w:p>
@@ -3782,29 +3794,40 @@
               <w:pStyle w:val="Compact"/>
             </w:pPr>
             <w:r>
-              <w:t xml:space="preserve">78</w:t>
-            </w:r>
-          </w:p>
-        </w:tc>
-        <w:tc>
-          <w:tcPr/>
-          <w:p>
-            <w:pPr>
-              <w:pStyle w:val="Compact"/>
-            </w:pPr>
-            <w:r>
-              <w:t xml:space="preserve">422</w:t>
-            </w:r>
-          </w:p>
-        </w:tc>
-        <w:tc>
-          <w:tcPr/>
-          <w:p>
-            <w:pPr>
-              <w:pStyle w:val="Compact"/>
-            </w:pPr>
-            <w:r>
-              <w:t xml:space="preserve">31.6 mg/dL</w:t>
+              <w:t xml:space="preserve">adult</w:t>
+            </w:r>
+          </w:p>
+        </w:tc>
+        <w:tc>
+          <w:tcPr/>
+          <w:p>
+            <w:pPr>
+              <w:pStyle w:val="Compact"/>
+            </w:pPr>
+            <w:r>
+              <w:t xml:space="preserve">136</w:t>
+            </w:r>
+          </w:p>
+        </w:tc>
+        <w:tc>
+          <w:tcPr/>
+          <w:p>
+            <w:pPr>
+              <w:pStyle w:val="Compact"/>
+            </w:pPr>
+            <w:r>
+              <w:t xml:space="preserve">500</w:t>
+            </w:r>
+          </w:p>
+        </w:tc>
+        <w:tc>
+          <w:tcPr/>
+          <w:p>
+            <w:pPr>
+              <w:pStyle w:val="Compact"/>
+            </w:pPr>
+            <w:r>
+              <w:t xml:space="preserve">34.6</w:t>
             </w:r>
           </w:p>
         </w:tc>
@@ -3819,18 +3842,18 @@
                 <w:b/>
                 <w:bCs/>
               </w:rPr>
-              <w:t xml:space="preserve">1558</w:t>
-            </w:r>
-          </w:p>
-        </w:tc>
-        <w:tc>
-          <w:tcPr/>
-          <w:p>
-            <w:pPr>
-              <w:pStyle w:val="Compact"/>
-            </w:pPr>
-            <w:r>
-              <w:t xml:space="preserve">1319 to 1737</w:t>
+              <w:t xml:space="preserve">1483</w:t>
+            </w:r>
+          </w:p>
+        </w:tc>
+        <w:tc>
+          <w:tcPr/>
+          <w:p>
+            <w:pPr>
+              <w:pStyle w:val="Compact"/>
+            </w:pPr>
+            <w:r>
+              <w:t xml:space="preserve">1291 to 1654</w:t>
             </w:r>
           </w:p>
         </w:tc>
@@ -3843,62 +3866,310 @@
               <w:pStyle w:val="Compact"/>
             </w:pPr>
             <w:r>
-              <w:t xml:space="preserve">Loop, DIY closed loop</w:t>
-            </w:r>
-          </w:p>
-        </w:tc>
-        <w:tc>
-          <w:tcPr/>
-          <w:p>
-            <w:pPr>
-              <w:pStyle w:val="Compact"/>
-            </w:pPr>
-            <w:r>
-              <w:t xml:space="preserve">80</w:t>
-            </w:r>
-          </w:p>
-        </w:tc>
-        <w:tc>
-          <w:tcPr/>
-          <w:p>
-            <w:pPr>
-              <w:pStyle w:val="Compact"/>
-            </w:pPr>
-            <w:r>
-              <w:t xml:space="preserve">365</w:t>
-            </w:r>
-          </w:p>
-        </w:tc>
-        <w:tc>
-          <w:tcPr/>
-          <w:p>
-            <w:pPr>
-              <w:pStyle w:val="Compact"/>
-            </w:pPr>
-            <w:r>
-              <w:t xml:space="preserve">42.0 mg/dL</w:t>
-            </w:r>
-          </w:p>
-        </w:tc>
-        <w:tc>
-          <w:tcPr/>
-          <w:p>
-            <w:pPr>
-              <w:pStyle w:val="Compact"/>
-            </w:pPr>
-            <w:r>
-              <w:t xml:space="preserve">1947</w:t>
-            </w:r>
-          </w:p>
-        </w:tc>
-        <w:tc>
-          <w:tcPr/>
-          <w:p>
-            <w:pPr>
-              <w:pStyle w:val="Compact"/>
-            </w:pPr>
-            <w:r>
-              <w:t xml:space="preserve">1660 to 2249</w:t>
+              <w:t xml:space="preserve">DCLP3, Control-IQ</w:t>
+            </w:r>
+          </w:p>
+        </w:tc>
+        <w:tc>
+          <w:tcPr/>
+          <w:p>
+            <w:pPr>
+              <w:pStyle w:val="Compact"/>
+            </w:pPr>
+            <w:r>
+              <w:t xml:space="preserve">14+</w:t>
+            </w:r>
+          </w:p>
+        </w:tc>
+        <w:tc>
+          <w:tcPr/>
+          <w:p>
+            <w:pPr>
+              <w:pStyle w:val="Compact"/>
+            </w:pPr>
+            <w:r>
+              <w:t xml:space="preserve">52</w:t>
+            </w:r>
+          </w:p>
+        </w:tc>
+        <w:tc>
+          <w:tcPr/>
+          <w:p>
+            <w:pPr>
+              <w:pStyle w:val="Compact"/>
+            </w:pPr>
+            <w:r>
+              <w:t xml:space="preserve">79</w:t>
+            </w:r>
+          </w:p>
+        </w:tc>
+        <w:tc>
+          <w:tcPr/>
+          <w:p>
+            <w:pPr>
+              <w:pStyle w:val="Compact"/>
+            </w:pPr>
+            <w:r>
+              <w:t xml:space="preserve">36.8</w:t>
+            </w:r>
+          </w:p>
+        </w:tc>
+        <w:tc>
+          <w:tcPr/>
+          <w:p>
+            <w:pPr>
+              <w:pStyle w:val="Compact"/>
+            </w:pPr>
+            <w:r>
+              <w:t xml:space="preserve">1715</w:t>
+            </w:r>
+          </w:p>
+        </w:tc>
+        <w:tc>
+          <w:tcPr/>
+          <w:p>
+            <w:pPr>
+              <w:pStyle w:val="Compact"/>
+            </w:pPr>
+            <w:r>
+              <w:t xml:space="preserve">1407 to 2078</w:t>
+            </w:r>
+          </w:p>
+        </w:tc>
+      </w:tr>
+      <w:tr>
+        <w:tc>
+          <w:tcPr/>
+          <w:p>
+            <w:pPr>
+              <w:pStyle w:val="Compact"/>
+            </w:pPr>
+            <w:r>
+              <w:t xml:space="preserve">Loop, DIY</w:t>
+            </w:r>
+          </w:p>
+        </w:tc>
+        <w:tc>
+          <w:tcPr/>
+          <w:p>
+            <w:pPr>
+              <w:pStyle w:val="Compact"/>
+            </w:pPr>
+            <w:r>
+              <w:t xml:space="preserve">mixed</w:t>
+            </w:r>
+          </w:p>
+        </w:tc>
+        <w:tc>
+          <w:tcPr/>
+          <w:p>
+            <w:pPr>
+              <w:pStyle w:val="Compact"/>
+            </w:pPr>
+            <w:r>
+              <w:t xml:space="preserve">261</w:t>
+            </w:r>
+          </w:p>
+        </w:tc>
+        <w:tc>
+          <w:tcPr/>
+          <w:p>
+            <w:pPr>
+              <w:pStyle w:val="Compact"/>
+            </w:pPr>
+            <w:r>
+              <w:t xml:space="preserve">565</w:t>
+            </w:r>
+          </w:p>
+        </w:tc>
+        <w:tc>
+          <w:tcPr/>
+          <w:p>
+            <w:pPr>
+              <w:pStyle w:val="Compact"/>
+            </w:pPr>
+            <w:r>
+              <w:t xml:space="preserve">46.0</w:t>
+            </w:r>
+          </w:p>
+        </w:tc>
+        <w:tc>
+          <w:tcPr/>
+          <w:p>
+            <w:pPr>
+              <w:pStyle w:val="Compact"/>
+            </w:pPr>
+            <w:r>
+              <w:t xml:space="preserve">1896</w:t>
+            </w:r>
+          </w:p>
+        </w:tc>
+        <w:tc>
+          <w:tcPr/>
+          <w:p>
+            <w:pPr>
+              <w:pStyle w:val="Compact"/>
+            </w:pPr>
+            <w:r>
+              <w:t xml:space="preserve">1751 to 2096</w:t>
+            </w:r>
+          </w:p>
+        </w:tc>
+      </w:tr>
+      <w:tr>
+        <w:tc>
+          <w:tcPr/>
+          <w:p>
+            <w:pPr>
+              <w:pStyle w:val="Compact"/>
+            </w:pPr>
+            <w:r>
+              <w:t xml:space="preserve">DCLP5, Control-IQ</w:t>
+            </w:r>
+          </w:p>
+        </w:tc>
+        <w:tc>
+          <w:tcPr/>
+          <w:p>
+            <w:pPr>
+              <w:pStyle w:val="Compact"/>
+            </w:pPr>
+            <w:r>
+              <w:t xml:space="preserve">6 to 13</w:t>
+            </w:r>
+          </w:p>
+        </w:tc>
+        <w:tc>
+          <w:tcPr/>
+          <w:p>
+            <w:pPr>
+              <w:pStyle w:val="Compact"/>
+            </w:pPr>
+            <w:r>
+              <w:t xml:space="preserve">30</w:t>
+            </w:r>
+          </w:p>
+        </w:tc>
+        <w:tc>
+          <w:tcPr/>
+          <w:p>
+            <w:pPr>
+              <w:pStyle w:val="Compact"/>
+            </w:pPr>
+            <w:r>
+              <w:t xml:space="preserve">54</w:t>
+            </w:r>
+          </w:p>
+        </w:tc>
+        <w:tc>
+          <w:tcPr/>
+          <w:p>
+            <w:pPr>
+              <w:pStyle w:val="Compact"/>
+            </w:pPr>
+            <w:r>
+              <w:t xml:space="preserve">62.1</w:t>
+            </w:r>
+          </w:p>
+        </w:tc>
+        <w:tc>
+          <w:tcPr/>
+          <w:p>
+            <w:pPr>
+              <w:pStyle w:val="Compact"/>
+            </w:pPr>
+            <w:r>
+              <w:t xml:space="preserve">2749</w:t>
+            </w:r>
+          </w:p>
+        </w:tc>
+        <w:tc>
+          <w:tcPr/>
+          <w:p>
+            <w:pPr>
+              <w:pStyle w:val="Compact"/>
+            </w:pPr>
+            <w:r>
+              <w:t xml:space="preserve">1907 to 3309</w:t>
+            </w:r>
+          </w:p>
+        </w:tc>
+      </w:tr>
+      <w:tr>
+        <w:tc>
+          <w:tcPr/>
+          <w:p>
+            <w:pPr>
+              <w:pStyle w:val="Compact"/>
+            </w:pPr>
+            <w:r>
+              <w:t xml:space="preserve">PEDAP, Control-IQ</w:t>
+            </w:r>
+          </w:p>
+        </w:tc>
+        <w:tc>
+          <w:tcPr/>
+          <w:p>
+            <w:pPr>
+              <w:pStyle w:val="Compact"/>
+            </w:pPr>
+            <w:r>
+              <w:t xml:space="preserve">2 to 5</w:t>
+            </w:r>
+          </w:p>
+        </w:tc>
+        <w:tc>
+          <w:tcPr/>
+          <w:p>
+            <w:pPr>
+              <w:pStyle w:val="Compact"/>
+            </w:pPr>
+            <w:r>
+              <w:t xml:space="preserve">47</w:t>
+            </w:r>
+          </w:p>
+        </w:tc>
+        <w:tc>
+          <w:tcPr/>
+          <w:p>
+            <w:pPr>
+              <w:pStyle w:val="Compact"/>
+            </w:pPr>
+            <w:r>
+              <w:t xml:space="preserve">93</w:t>
+            </w:r>
+          </w:p>
+        </w:tc>
+        <w:tc>
+          <w:tcPr/>
+          <w:p>
+            <w:pPr>
+              <w:pStyle w:val="Compact"/>
+            </w:pPr>
+            <w:r>
+              <w:t xml:space="preserve">197.8</w:t>
+            </w:r>
+          </w:p>
+        </w:tc>
+        <w:tc>
+          <w:tcPr/>
+          <w:p>
+            <w:pPr>
+              <w:pStyle w:val="Compact"/>
+            </w:pPr>
+            <w:r>
+              <w:t xml:space="preserve">2744</w:t>
+            </w:r>
+          </w:p>
+        </w:tc>
+        <w:tc>
+          <w:tcPr/>
+          <w:p>
+            <w:pPr>
+              <w:pStyle w:val="Compact"/>
+            </w:pPr>
+            <w:r>
+              <w:t xml:space="preserve">2157 to 2962</w:t>
             </w:r>
           </w:p>
         </w:tc>
@@ -3909,25 +4180,19 @@
         <w:pStyle w:val="BodyText"/>
       </w:pPr>
       <w:r>
-        <w:t xml:space="preserve">REPLACE-BG is the one to read, because nothing but the person’s own correction and</w:t>
-      </w:r>
-      <w:r>
-        <w:t xml:space="preserve"> </w:t>
-      </w:r>
-      <w:r>
-        <w:t xml:space="preserve">their programmed basal is acting. Its interval covers Walsh’s 1700 and sits below</w:t>
-      </w:r>
-      <w:r>
-        <w:t xml:space="preserve"> </w:t>
-      </w:r>
-      <w:r>
-        <w:t xml:space="preserve">the 1915 people enter. So a correction delivers slightly more than the setting</w:t>
-      </w:r>
-      <w:r>
-        <w:t xml:space="preserve"> </w:t>
-      </w:r>
-      <w:r>
-        <w:t xml:space="preserve">predicts, and entered settings are a little weak rather than badly wrong.</w:t>
+        <w:t xml:space="preserve">IOBP2 is absent and cannot be done. The bionic pancreas doses through automatic</w:t>
+      </w:r>
+      <w:r>
+        <w:t xml:space="preserve"> </w:t>
+      </w:r>
+      <w:r>
+        <w:t xml:space="preserve">micro-boluses, so there is no user correction to isolate: 2 qualifying nights from</w:t>
+      </w:r>
+      <w:r>
+        <w:t xml:space="preserve"> </w:t>
+      </w:r>
+      <w:r>
+        <w:t xml:space="preserve">343 people.</w:t>
       </w:r>
     </w:p>
     <w:p>
@@ -3935,19 +4200,97 @@
         <w:pStyle w:val="BodyText"/>
       </w:pPr>
       <w:r>
-        <w:t xml:space="preserve">The Loop figure is higher because the algorithm keeps working through the window,</w:t>
-      </w:r>
-      <w:r>
-        <w:t xml:space="preserve"> </w:t>
-      </w:r>
-      <w:r>
-        <w:t xml:space="preserve">so part of that fall is the controller rather than the bolus. It is not a</w:t>
-      </w:r>
-      <w:r>
-        <w:t xml:space="preserve"> </w:t>
-      </w:r>
-      <w:r>
-        <w:t xml:space="preserve">sensitivity.</w:t>
+        <w:t xml:space="preserve">REPLACE-BG is the one to read for the level, because nothing but the person’s own</w:t>
+      </w:r>
+      <w:r>
+        <w:t xml:space="preserve"> </w:t>
+      </w:r>
+      <w:r>
+        <w:t xml:space="preserve">correction and their programmed basal is acting. Its interval covers Walsh’s 1700</w:t>
+      </w:r>
+      <w:r>
+        <w:t xml:space="preserve"> </w:t>
+      </w:r>
+      <w:r>
+        <w:t xml:space="preserve">and sits below the 1915 people enter, so entered settings are a little weak.</w:t>
+      </w:r>
+    </w:p>
+    <w:p>
+      <w:pPr>
+        <w:pStyle w:val="BodyText"/>
+      </w:pPr>
+      <w:r>
+        <w:t xml:space="preserve">The age finding now has a measured counterpart, which it did not before. Children</w:t>
+      </w:r>
+      <w:r>
+        <w:t xml:space="preserve"> </w:t>
+      </w:r>
+      <w:r>
+        <w:t xml:space="preserve">measure near 2744 against an adult 1483, a ratio of about 1.6. Entered, that ratio</w:t>
+      </w:r>
+      <w:r>
+        <w:t xml:space="preserve"> </w:t>
+      </w:r>
+      <w:r>
+        <w:t xml:space="preserve">is 2390 to 1915, or 1.25. So measurement reproduces the direction and makes the gap</w:t>
+      </w:r>
+      <w:r>
+        <w:t xml:space="preserve"> </w:t>
+      </w:r>
+      <w:r>
+        <w:t xml:space="preserve">larger, and paediatric settings understate how sensitive those children are.</w:t>
+      </w:r>
+    </w:p>
+    <w:p>
+      <w:pPr>
+        <w:pStyle w:val="BodyText"/>
+      </w:pPr>
+      <w:r>
+        <w:t xml:space="preserve">The dose threshold is 2.5% of the person’s own daily dose, not a flat 1 U. A flat</w:t>
+      </w:r>
+      <w:r>
+        <w:t xml:space="preserve"> </w:t>
+      </w:r>
+      <w:r>
+        <w:t xml:space="preserve">threshold kept 11 of PEDAP’s 295 isolated corrections, because 1 U is a large dose</w:t>
+      </w:r>
+      <w:r>
+        <w:t xml:space="preserve"> </w:t>
+      </w:r>
+      <w:r>
+        <w:t xml:space="preserve">for a child of three, and that silently removed the only measured check on age.</w:t>
+      </w:r>
+    </w:p>
+    <w:p>
+      <w:pPr>
+        <w:pStyle w:val="BodyText"/>
+      </w:pPr>
+      <w:r>
+        <w:t xml:space="preserve">Every closed-loop figure is biased upward, because the algorithm keeps working</w:t>
+      </w:r>
+      <w:r>
+        <w:t xml:space="preserve"> </w:t>
+      </w:r>
+      <w:r>
+        <w:t xml:space="preserve">through the window and part of the fall is the controller rather than the bolus.</w:t>
+      </w:r>
+      <w:r>
+        <w:t xml:space="preserve"> </w:t>
+      </w:r>
+      <w:r>
+        <w:t xml:space="preserve">DCLP3 and REPLACE-BG are both adult, and DCLP3 sits 16% higher, which is the only</w:t>
+      </w:r>
+      <w:r>
+        <w:t xml:space="preserve"> </w:t>
+      </w:r>
+      <w:r>
+        <w:t xml:space="preserve">handle this data gives on the size of that bias. Discounting the paediatric</w:t>
+      </w:r>
+      <w:r>
+        <w:t xml:space="preserve"> </w:t>
+      </w:r>
+      <w:r>
+        <w:t xml:space="preserve">figures by 16% leaves them near 2370, still well above the adult 1483.</w:t>
       </w:r>
     </w:p>
     <w:p>
